--- a/Универ/4/ОУИС ЗФ/ПЗ4ОУИС.docx
+++ b/Универ/4/ОУИС ЗФ/ПЗ4ОУИС.docx
@@ -1,6 +1,6 @@
 
 <file path=word/document.xml><?xml version="1.0" encoding="utf-8"?>
-<w:document xmlns:wpc="http://schemas.microsoft.com/office/word/2010/wordprocessingCanvas" xmlns:cx="http://schemas.microsoft.com/office/drawing/2014/chartex" xmlns:cx1="http://schemas.microsoft.com/office/drawing/2015/9/8/chartex" xmlns:cx2="http://schemas.microsoft.com/office/drawing/2015/10/21/chartex" xmlns:cx3="http://schemas.microsoft.com/office/drawing/2016/5/9/chartex" xmlns:cx4="http://schemas.microsoft.com/office/drawing/2016/5/10/chartex" xmlns:cx5="http://schemas.microsoft.com/office/drawing/2016/5/11/chartex" xmlns:cx6="http://schemas.microsoft.com/office/drawing/2016/5/12/chartex" xmlns:cx7="http://schemas.microsoft.com/office/drawing/2016/5/13/chartex" xmlns:cx8="http://schemas.microsoft.com/office/drawing/2016/5/14/chartex" xmlns:mc="http://schemas.openxmlformats.org/markup-compatibility/2006" xmlns:aink="http://schemas.microsoft.com/office/drawing/2016/ink" xmlns:am3d="http://schemas.microsoft.com/office/drawing/2017/model3d" xmlns:o="urn:schemas-microsoft-com:office:office" xmlns:oel="http://schemas.microsoft.com/office/2019/extlst" xmlns:r="http://schemas.openxmlformats.org/officeDocument/2006/relationships" xmlns:m="http://schemas.openxmlformats.org/officeDocument/2006/math" xmlns:v="urn:schemas-microsoft-com:vml" xmlns:wp14="http://schemas.microsoft.com/office/word/2010/wordprocessingDrawing" xmlns:wp="http://schemas.openxmlformats.org/drawingml/2006/wordprocessingDrawing" xmlns:w10="urn:schemas-microsoft-com:office:word" xmlns:w="http://schemas.openxmlformats.org/wordprocessingml/2006/main" xmlns:w14="http://schemas.microsoft.com/office/word/2010/wordml" xmlns:w15="http://schemas.microsoft.com/office/word/2012/wordml" xmlns:w16cex="http://schemas.microsoft.com/office/word/2018/wordml/cex" xmlns:w16cid="http://schemas.microsoft.com/office/word/2016/wordml/cid" xmlns:w16="http://schemas.microsoft.com/office/word/2018/wordml" xmlns:w16sdtdh="http://schemas.microsoft.com/office/word/2020/wordml/sdtdatahash" xmlns:w16se="http://schemas.microsoft.com/office/word/2015/wordml/symex" xmlns:wpg="http://schemas.microsoft.com/office/word/2010/wordprocessingGroup" xmlns:wpi="http://schemas.microsoft.com/office/word/2010/wordprocessingInk" xmlns:wne="http://schemas.microsoft.com/office/word/2006/wordml" xmlns:wps="http://schemas.microsoft.com/office/word/2010/wordprocessingShape" mc:Ignorable="w14 w15 w16se w16cid w16 w16cex w16sdtdh wp14">
+<w:document xmlns:wpc="http://schemas.microsoft.com/office/word/2010/wordprocessingCanvas" xmlns:cx="http://schemas.microsoft.com/office/drawing/2014/chartex" xmlns:cx1="http://schemas.microsoft.com/office/drawing/2015/9/8/chartex" xmlns:cx2="http://schemas.microsoft.com/office/drawing/2015/10/21/chartex" xmlns:cx3="http://schemas.microsoft.com/office/drawing/2016/5/9/chartex" xmlns:cx4="http://schemas.microsoft.com/office/drawing/2016/5/10/chartex" xmlns:cx5="http://schemas.microsoft.com/office/drawing/2016/5/11/chartex" xmlns:cx6="http://schemas.microsoft.com/office/drawing/2016/5/12/chartex" xmlns:cx7="http://schemas.microsoft.com/office/drawing/2016/5/13/chartex" xmlns:cx8="http://schemas.microsoft.com/office/drawing/2016/5/14/chartex" xmlns:mc="http://schemas.openxmlformats.org/markup-compatibility/2006" xmlns:aink="http://schemas.microsoft.com/office/drawing/2016/ink" xmlns:am3d="http://schemas.microsoft.com/office/drawing/2017/model3d" xmlns:o="urn:schemas-microsoft-com:office:office" xmlns:oel="http://schemas.microsoft.com/office/2019/extlst" xmlns:r="http://schemas.openxmlformats.org/officeDocument/2006/relationships" xmlns:m="http://schemas.openxmlformats.org/officeDocument/2006/math" xmlns:v="urn:schemas-microsoft-com:vml" xmlns:wp14="http://schemas.microsoft.com/office/word/2010/wordprocessingDrawing" xmlns:wp="http://schemas.openxmlformats.org/drawingml/2006/wordprocessingDrawing" xmlns:w10="urn:schemas-microsoft-com:office:word" xmlns:w="http://schemas.openxmlformats.org/wordprocessingml/2006/main" xmlns:w14="http://schemas.microsoft.com/office/word/2010/wordml" xmlns:w15="http://schemas.microsoft.com/office/word/2012/wordml" xmlns:w16cex="http://schemas.microsoft.com/office/word/2018/wordml/cex" xmlns:w16cid="http://schemas.microsoft.com/office/word/2016/wordml/cid" xmlns:w16="http://schemas.microsoft.com/office/word/2018/wordml" xmlns:w16du="http://schemas.microsoft.com/office/word/2023/wordml/word16du" xmlns:w16sdtdh="http://schemas.microsoft.com/office/word/2020/wordml/sdtdatahash" xmlns:w16se="http://schemas.microsoft.com/office/word/2015/wordml/symex" xmlns:wpg="http://schemas.microsoft.com/office/word/2010/wordprocessingGroup" xmlns:wpi="http://schemas.microsoft.com/office/word/2010/wordprocessingInk" xmlns:wne="http://schemas.microsoft.com/office/word/2006/wordml" xmlns:wps="http://schemas.microsoft.com/office/word/2010/wordprocessingShape" mc:Ignorable="w14 w15 w16se w16cid w16 w16cex w16sdtdh w16du wp14">
   <w:body>
     <w:p>
       <w:pPr>
@@ -337,6 +337,45 @@
     </w:p>
     <w:p>
       <w:pPr>
+        <w:spacing w:line="235" w:lineRule="auto"/>
+        <w:jc w:val="center"/>
+        <w:rPr>
+          <w:rFonts w:ascii="Times New Roman" w:hAnsi="Times New Roman" w:cs="Times New Roman"/>
+          <w:bCs/>
+          <w:sz w:val="28"/>
+          <w:szCs w:val="28"/>
+        </w:rPr>
+      </w:pPr>
+      <w:r>
+        <w:rPr>
+          <w:rFonts w:ascii="Times New Roman" w:hAnsi="Times New Roman" w:cs="Times New Roman"/>
+          <w:sz w:val="28"/>
+          <w:szCs w:val="28"/>
+        </w:rPr>
+        <w:t>«</w:t>
+      </w:r>
+      <w:r>
+        <w:rPr>
+          <w:rFonts w:ascii="Times New Roman" w:hAnsi="Times New Roman" w:cs="Times New Roman"/>
+          <w:bCs/>
+          <w:color w:val="000000" w:themeColor="text1"/>
+          <w:sz w:val="28"/>
+          <w:szCs w:val="28"/>
+        </w:rPr>
+        <w:t>Коммерческое использование объектов промышленной собственности</w:t>
+      </w:r>
+      <w:r>
+        <w:rPr>
+          <w:rFonts w:ascii="Times New Roman" w:hAnsi="Times New Roman" w:cs="Times New Roman"/>
+          <w:bCs/>
+          <w:sz w:val="28"/>
+          <w:szCs w:val="28"/>
+        </w:rPr>
+        <w:t>»</w:t>
+      </w:r>
+    </w:p>
+    <w:p>
+      <w:pPr>
         <w:tabs>
           <w:tab w:val="left" w:pos="2925"/>
         </w:tabs>
@@ -349,30 +388,6 @@
           <w:szCs w:val="28"/>
         </w:rPr>
       </w:pPr>
-      <w:r>
-        <w:rPr>
-          <w:rFonts w:ascii="Times New Roman" w:hAnsi="Times New Roman" w:cs="Times New Roman"/>
-          <w:sz w:val="28"/>
-          <w:szCs w:val="28"/>
-        </w:rPr>
-        <w:t>«</w:t>
-      </w:r>
-      <w:r>
-        <w:rPr>
-          <w:rFonts w:ascii="Times New Roman" w:hAnsi="Times New Roman" w:cs="Times New Roman"/>
-          <w:sz w:val="28"/>
-          <w:szCs w:val="28"/>
-        </w:rPr>
-        <w:t>Авторское право и смежные права</w:t>
-      </w:r>
-      <w:r>
-        <w:rPr>
-          <w:rFonts w:ascii="Times New Roman" w:hAnsi="Times New Roman" w:cs="Times New Roman"/>
-          <w:sz w:val="28"/>
-          <w:szCs w:val="28"/>
-        </w:rPr>
-        <w:t>»</w:t>
-      </w:r>
     </w:p>
     <w:p>
       <w:pPr>
@@ -658,7 +673,15 @@
           <w:sz w:val="28"/>
           <w:szCs w:val="28"/>
         </w:rPr>
-        <w:t>гр.1</w:t>
+        <w:t>гр.</w:t>
+      </w:r>
+      <w:r>
+        <w:rPr>
+          <w:rFonts w:ascii="Times New Roman" w:hAnsi="Times New Roman" w:cs="Times New Roman"/>
+          <w:sz w:val="28"/>
+          <w:szCs w:val="28"/>
+        </w:rPr>
+        <w:t>2</w:t>
       </w:r>
       <w:r>
         <w:rPr>
@@ -753,16 +776,14 @@
           <w:szCs w:val="28"/>
         </w:rPr>
       </w:pPr>
-      <w:proofErr w:type="spellStart"/>
-      <w:r>
-        <w:rPr>
-          <w:rFonts w:ascii="Times New Roman" w:hAnsi="Times New Roman" w:cs="Times New Roman"/>
-          <w:sz w:val="28"/>
-          <w:szCs w:val="28"/>
-        </w:rPr>
-        <w:t>Прокопюк</w:t>
-      </w:r>
-      <w:proofErr w:type="spellEnd"/>
+      <w:r>
+        <w:rPr>
+          <w:rFonts w:ascii="Times New Roman" w:hAnsi="Times New Roman" w:cs="Times New Roman"/>
+          <w:sz w:val="28"/>
+          <w:szCs w:val="28"/>
+        </w:rPr>
+        <w:t>Власов</w:t>
+      </w:r>
       <w:r>
         <w:rPr>
           <w:rFonts w:ascii="Times New Roman" w:hAnsi="Times New Roman" w:cs="Times New Roman"/>
@@ -777,15 +798,31 @@
           <w:sz w:val="28"/>
           <w:szCs w:val="28"/>
         </w:rPr>
-        <w:t>У</w:t>
-      </w:r>
-      <w:r>
-        <w:rPr>
-          <w:rFonts w:ascii="Times New Roman" w:hAnsi="Times New Roman" w:cs="Times New Roman"/>
-          <w:sz w:val="28"/>
-          <w:szCs w:val="28"/>
-        </w:rPr>
-        <w:t>.В.</w:t>
+        <w:t>Р</w:t>
+      </w:r>
+      <w:r>
+        <w:rPr>
+          <w:rFonts w:ascii="Times New Roman" w:hAnsi="Times New Roman" w:cs="Times New Roman"/>
+          <w:sz w:val="28"/>
+          <w:szCs w:val="28"/>
+        </w:rPr>
+        <w:t>.</w:t>
+      </w:r>
+      <w:r>
+        <w:rPr>
+          <w:rFonts w:ascii="Times New Roman" w:hAnsi="Times New Roman" w:cs="Times New Roman"/>
+          <w:sz w:val="28"/>
+          <w:szCs w:val="28"/>
+        </w:rPr>
+        <w:t>Е</w:t>
+      </w:r>
+      <w:r>
+        <w:rPr>
+          <w:rFonts w:ascii="Times New Roman" w:hAnsi="Times New Roman" w:cs="Times New Roman"/>
+          <w:sz w:val="28"/>
+          <w:szCs w:val="28"/>
+        </w:rPr>
+        <w:t>.</w:t>
       </w:r>
     </w:p>
     <w:p>
@@ -796,26 +833,41 @@
         <w:spacing w:after="0" w:line="360" w:lineRule="exact"/>
         <w:rPr>
           <w:rFonts w:ascii="Times New Roman" w:hAnsi="Times New Roman" w:cs="Times New Roman"/>
-          <w:i/>
-          <w:sz w:val="28"/>
-          <w:szCs w:val="28"/>
-        </w:rPr>
-      </w:pPr>
-      <w:r>
-        <w:rPr>
-          <w:rFonts w:ascii="Times New Roman" w:hAnsi="Times New Roman" w:cs="Times New Roman"/>
-          <w:sz w:val="28"/>
-          <w:szCs w:val="28"/>
-        </w:rPr>
-        <w:t>Ермоленко</w:t>
-      </w:r>
-      <w:r>
-        <w:rPr>
-          <w:rFonts w:ascii="Times New Roman" w:hAnsi="Times New Roman" w:cs="Times New Roman"/>
-          <w:sz w:val="28"/>
-          <w:szCs w:val="28"/>
-        </w:rPr>
-        <w:t xml:space="preserve"> А.</w:t>
+          <w:sz w:val="28"/>
+          <w:szCs w:val="28"/>
+        </w:rPr>
+      </w:pPr>
+      <w:r>
+        <w:rPr>
+          <w:rFonts w:ascii="Times New Roman" w:hAnsi="Times New Roman" w:cs="Times New Roman"/>
+          <w:sz w:val="28"/>
+          <w:szCs w:val="28"/>
+        </w:rPr>
+        <w:t>Тарасенко</w:t>
+      </w:r>
+      <w:r>
+        <w:rPr>
+          <w:rFonts w:ascii="Times New Roman" w:hAnsi="Times New Roman" w:cs="Times New Roman"/>
+          <w:sz w:val="28"/>
+          <w:szCs w:val="28"/>
+        </w:rPr>
+        <w:t xml:space="preserve"> </w:t>
+      </w:r>
+      <w:r>
+        <w:rPr>
+          <w:rFonts w:ascii="Times New Roman" w:hAnsi="Times New Roman" w:cs="Times New Roman"/>
+          <w:sz w:val="28"/>
+          <w:szCs w:val="28"/>
+        </w:rPr>
+        <w:t>К</w:t>
+      </w:r>
+      <w:r>
+        <w:rPr>
+          <w:rFonts w:ascii="Times New Roman" w:hAnsi="Times New Roman" w:cs="Times New Roman"/>
+          <w:sz w:val="28"/>
+          <w:szCs w:val="28"/>
+        </w:rPr>
+        <w:t>.</w:t>
       </w:r>
       <w:r>
         <w:rPr>
@@ -895,15 +947,417 @@
         <w:jc w:val="center"/>
         <w:rPr>
           <w:rFonts w:ascii="Times New Roman" w:hAnsi="Times New Roman" w:cs="Times New Roman"/>
+          <w:sz w:val="28"/>
+          <w:szCs w:val="28"/>
+        </w:rPr>
+      </w:pPr>
+      <w:r>
+        <w:rPr>
+          <w:rFonts w:ascii="Times New Roman" w:hAnsi="Times New Roman" w:cs="Times New Roman"/>
+          <w:sz w:val="28"/>
+          <w:szCs w:val="28"/>
+        </w:rPr>
+        <w:t>Минск 202</w:t>
+      </w:r>
+      <w:r>
+        <w:rPr>
+          <w:rFonts w:ascii="Times New Roman" w:hAnsi="Times New Roman" w:cs="Times New Roman"/>
+          <w:sz w:val="28"/>
+          <w:szCs w:val="28"/>
+        </w:rPr>
+        <w:t>5</w:t>
+      </w:r>
+    </w:p>
+    <w:p>
+      <w:pPr>
+        <w:spacing w:after="0" w:line="360" w:lineRule="exact"/>
+        <w:ind w:firstLine="709"/>
+        <w:jc w:val="both"/>
+        <w:rPr>
+          <w:rFonts w:ascii="Times New Roman" w:hAnsi="Times New Roman" w:cs="Times New Roman"/>
+          <w:sz w:val="28"/>
+          <w:szCs w:val="28"/>
+        </w:rPr>
+      </w:pPr>
+      <w:r>
+        <w:rPr>
+          <w:rFonts w:ascii="Times New Roman" w:hAnsi="Times New Roman" w:cs="Times New Roman"/>
+          <w:b/>
+          <w:sz w:val="28"/>
+          <w:szCs w:val="28"/>
+        </w:rPr>
+        <w:lastRenderedPageBreak/>
+        <w:t>Цель занятия:</w:t>
+      </w:r>
+      <w:r>
+        <w:rPr>
+          <w:rFonts w:ascii="Times New Roman" w:hAnsi="Times New Roman" w:cs="Times New Roman"/>
+          <w:sz w:val="28"/>
+          <w:szCs w:val="28"/>
+        </w:rPr>
+        <w:t xml:space="preserve"> получение практических навыков расчета пошлин, подлежащих уплате в Республике Беларусь за патентование и поддержание в силе патентов на изобретения, полезные модели и промышленные образцы.</w:t>
+      </w:r>
+    </w:p>
+    <w:p>
+      <w:pPr>
+        <w:spacing w:after="0" w:line="360" w:lineRule="exact"/>
+        <w:ind w:firstLine="709"/>
+        <w:jc w:val="both"/>
+        <w:rPr>
+          <w:rFonts w:ascii="Times New Roman" w:hAnsi="Times New Roman" w:cs="Times New Roman"/>
+          <w:sz w:val="28"/>
+          <w:szCs w:val="28"/>
+        </w:rPr>
+      </w:pPr>
+    </w:p>
+    <w:p>
+      <w:pPr>
+        <w:spacing w:after="0" w:line="360" w:lineRule="exact"/>
+        <w:ind w:firstLine="709"/>
+        <w:jc w:val="both"/>
+        <w:rPr>
+          <w:rFonts w:ascii="Times New Roman" w:hAnsi="Times New Roman" w:cs="Times New Roman"/>
+          <w:sz w:val="28"/>
+          <w:szCs w:val="28"/>
+        </w:rPr>
+      </w:pPr>
+      <w:r>
+        <w:rPr>
+          <w:rFonts w:ascii="Times New Roman" w:hAnsi="Times New Roman" w:cs="Times New Roman"/>
+          <w:b/>
+          <w:sz w:val="28"/>
+          <w:szCs w:val="28"/>
+        </w:rPr>
+        <w:t>Задание</w:t>
+      </w:r>
+      <w:r>
+        <w:rPr>
+          <w:rFonts w:ascii="Times New Roman" w:hAnsi="Times New Roman" w:cs="Times New Roman"/>
+          <w:sz w:val="28"/>
+          <w:szCs w:val="28"/>
+        </w:rPr>
+        <w:t>:</w:t>
+      </w:r>
+    </w:p>
+    <w:p>
+      <w:pPr>
+        <w:pStyle w:val="a7"/>
+        <w:spacing w:line="235" w:lineRule="auto"/>
+        <w:ind w:firstLine="709"/>
+        <w:jc w:val="both"/>
+        <w:rPr>
+          <w:color w:val="000000" w:themeColor="text1"/>
+        </w:rPr>
+      </w:pPr>
+      <w:r>
+        <w:rPr>
+          <w:color w:val="000000" w:themeColor="text1"/>
+        </w:rPr>
+        <w:t>Р</w:t>
+      </w:r>
+      <w:r>
+        <w:rPr>
+          <w:color w:val="000000" w:themeColor="text1"/>
+        </w:rPr>
+        <w:t>ассчитать пошлины и сборы в соответствии с заданным вариантом. В отчете привести исходные данные и точные текстовые формулировки из методички, поясняющие используемые в расчетах величины. Результаты расчетов отразить в базовых величинах</w:t>
+      </w:r>
+      <w:r>
+        <w:rPr>
+          <w:color w:val="000000" w:themeColor="text1"/>
+        </w:rPr>
+        <w:t xml:space="preserve"> </w:t>
+      </w:r>
+      <w:r>
+        <w:t>(далее – БВ)</w:t>
+      </w:r>
+      <w:r>
+        <w:rPr>
+          <w:color w:val="000000" w:themeColor="text1"/>
+        </w:rPr>
+        <w:t xml:space="preserve"> и белорусских рублях</w:t>
+      </w:r>
+      <w:r>
+        <w:rPr>
+          <w:color w:val="000000" w:themeColor="text1"/>
+        </w:rPr>
+        <w:t xml:space="preserve"> (далее – бел.</w:t>
+      </w:r>
+      <w:r>
+        <w:rPr>
+          <w:color w:val="000000" w:themeColor="text1"/>
+          <w:lang w:val="en-US"/>
+        </w:rPr>
+        <w:t> </w:t>
+      </w:r>
+      <w:r>
+        <w:rPr>
+          <w:color w:val="000000" w:themeColor="text1"/>
+        </w:rPr>
+        <w:t>руб.)</w:t>
+      </w:r>
+      <w:r>
+        <w:rPr>
+          <w:color w:val="000000" w:themeColor="text1"/>
+        </w:rPr>
+        <w:t xml:space="preserve">, учитывая, что одна базовая величина составляет </w:t>
+      </w:r>
+      <w:r>
+        <w:t>42</w:t>
+      </w:r>
+      <w:r>
+        <w:rPr>
+          <w:lang w:val="en-US"/>
+        </w:rPr>
+        <w:t> </w:t>
+      </w:r>
+      <w:r>
+        <w:t>бел</w:t>
+      </w:r>
+      <w:r>
+        <w:rPr>
+          <w:color w:val="000000" w:themeColor="text1"/>
+        </w:rPr>
+        <w:t>.</w:t>
+      </w:r>
+      <w:r>
+        <w:rPr>
+          <w:color w:val="000000" w:themeColor="text1"/>
+          <w:lang w:val="en-US"/>
+        </w:rPr>
+        <w:t> </w:t>
+      </w:r>
+      <w:r>
+        <w:rPr>
+          <w:color w:val="000000" w:themeColor="text1"/>
+        </w:rPr>
+        <w:t>руб</w:t>
+      </w:r>
+      <w:r>
+        <w:rPr>
+          <w:color w:val="000000" w:themeColor="text1"/>
+        </w:rPr>
+        <w:t>.</w:t>
+      </w:r>
+    </w:p>
+    <w:p>
+      <w:pPr>
+        <w:pStyle w:val="a7"/>
+        <w:spacing w:line="235" w:lineRule="auto"/>
+        <w:ind w:firstLine="709"/>
+        <w:jc w:val="both"/>
+        <w:rPr>
+          <w:color w:val="000000" w:themeColor="text1"/>
+        </w:rPr>
+      </w:pPr>
+    </w:p>
+    <w:p>
+      <w:pPr>
+        <w:spacing w:after="0" w:line="360" w:lineRule="exact"/>
+        <w:ind w:firstLine="709"/>
+        <w:rPr>
+          <w:rFonts w:ascii="Times New Roman" w:hAnsi="Times New Roman" w:cs="Times New Roman"/>
+          <w:b/>
+          <w:sz w:val="28"/>
+          <w:szCs w:val="28"/>
+        </w:rPr>
+      </w:pPr>
+      <w:r>
+        <w:rPr>
+          <w:rFonts w:ascii="Times New Roman" w:hAnsi="Times New Roman" w:cs="Times New Roman"/>
+          <w:b/>
+          <w:sz w:val="28"/>
+          <w:szCs w:val="28"/>
+        </w:rPr>
+        <w:t>Вариант 4.</w:t>
+      </w:r>
+    </w:p>
+    <w:p>
+      <w:pPr>
+        <w:pStyle w:val="a6"/>
+        <w:numPr>
+          <w:ilvl w:val="0"/>
+          <w:numId w:val="3"/>
+        </w:numPr>
+        <w:spacing w:after="0" w:line="360" w:lineRule="exact"/>
+        <w:ind w:left="0" w:firstLine="709"/>
+        <w:jc w:val="both"/>
+        <w:rPr>
+          <w:rFonts w:ascii="Times New Roman" w:hAnsi="Times New Roman" w:cs="Times New Roman"/>
+          <w:sz w:val="28"/>
+          <w:szCs w:val="28"/>
+        </w:rPr>
+      </w:pPr>
+      <w:r>
+        <w:rPr>
+          <w:rFonts w:ascii="Times New Roman" w:hAnsi="Times New Roman" w:cs="Times New Roman"/>
+          <w:sz w:val="28"/>
+          <w:szCs w:val="28"/>
+        </w:rPr>
+        <w:t>Подано ходатайство о проведении патентной экспертизы заявки в отношении одного изобретения, формула которого содержит 14 зависимых пунктов. В каком размере взимается пошлина?</w:t>
+      </w:r>
+    </w:p>
+    <w:p>
+      <w:pPr>
+        <w:pStyle w:val="a6"/>
+        <w:tabs>
+          <w:tab w:val="left" w:pos="2145"/>
+        </w:tabs>
+        <w:ind w:left="0" w:firstLine="709"/>
+        <w:jc w:val="both"/>
+        <w:rPr>
+          <w:rFonts w:ascii="Times New Roman" w:hAnsi="Times New Roman" w:cs="Times New Roman"/>
           <w:i/>
           <w:sz w:val="28"/>
           <w:szCs w:val="28"/>
-        </w:rPr>
-      </w:pPr>
-    </w:p>
-    <w:p>
-      <w:pPr>
-        <w:spacing w:after="0" w:line="360" w:lineRule="exact"/>
+          <w:lang w:val="en-US"/>
+        </w:rPr>
+      </w:pPr>
+      <w:r>
+        <w:rPr>
+          <w:rFonts w:ascii="Times New Roman" w:hAnsi="Times New Roman" w:cs="Times New Roman"/>
+          <w:i/>
+          <w:sz w:val="28"/>
+          <w:szCs w:val="28"/>
+        </w:rPr>
+        <w:t>Решение.</w:t>
+      </w:r>
+      <w:r>
+        <w:rPr>
+          <w:rFonts w:ascii="Times New Roman" w:hAnsi="Times New Roman" w:cs="Times New Roman"/>
+          <w:i/>
+          <w:sz w:val="28"/>
+          <w:szCs w:val="28"/>
+          <w:lang w:val="en-US"/>
+        </w:rPr>
+        <w:tab/>
+      </w:r>
+    </w:p>
+    <w:p>
+      <w:pPr>
+        <w:pStyle w:val="a6"/>
+        <w:tabs>
+          <w:tab w:val="left" w:pos="2145"/>
+        </w:tabs>
+        <w:spacing w:after="120"/>
+        <w:ind w:left="0" w:firstLine="709"/>
+        <w:jc w:val="both"/>
+        <w:rPr>
+          <w:rFonts w:ascii="Times New Roman" w:hAnsi="Times New Roman" w:cs="Times New Roman"/>
+          <w:sz w:val="28"/>
+          <w:szCs w:val="28"/>
+        </w:rPr>
+      </w:pPr>
+      <w:r>
+        <w:rPr>
+          <w:rFonts w:ascii="Times New Roman" w:hAnsi="Times New Roman" w:cs="Times New Roman"/>
+          <w:sz w:val="28"/>
+          <w:szCs w:val="28"/>
+        </w:rPr>
+        <w:t>За п</w:t>
+      </w:r>
+      <w:r>
+        <w:rPr>
+          <w:rFonts w:ascii="Times New Roman" w:hAnsi="Times New Roman" w:cs="Times New Roman"/>
+          <w:sz w:val="28"/>
+          <w:szCs w:val="28"/>
+        </w:rPr>
+        <w:t>роведение патентной экспертизы заявки на выдачу пат</w:t>
+      </w:r>
+      <w:r>
+        <w:rPr>
+          <w:rFonts w:ascii="Times New Roman" w:hAnsi="Times New Roman" w:cs="Times New Roman"/>
+          <w:sz w:val="28"/>
+          <w:szCs w:val="28"/>
+        </w:rPr>
+        <w:t xml:space="preserve">ента на изобретение в отношении </w:t>
+      </w:r>
+      <w:r>
+        <w:rPr>
+          <w:rFonts w:ascii="Times New Roman" w:hAnsi="Times New Roman" w:cs="Times New Roman"/>
+          <w:sz w:val="28"/>
+          <w:szCs w:val="28"/>
+        </w:rPr>
+        <w:t>одного изобретения, содержащего более десяти зависимых пунктов формулы</w:t>
+      </w:r>
+      <w:r>
+        <w:rPr>
+          <w:rFonts w:ascii="Times New Roman" w:hAnsi="Times New Roman" w:cs="Times New Roman"/>
+          <w:sz w:val="28"/>
+          <w:szCs w:val="28"/>
+        </w:rPr>
+        <w:t>, взымается пошли</w:t>
+      </w:r>
+      <w:r>
+        <w:rPr>
+          <w:rFonts w:ascii="Times New Roman" w:hAnsi="Times New Roman" w:cs="Times New Roman"/>
+          <w:sz w:val="28"/>
+          <w:szCs w:val="28"/>
+        </w:rPr>
+        <w:t>на</w:t>
+      </w:r>
+      <w:r>
+        <w:rPr>
+          <w:rFonts w:ascii="Times New Roman" w:hAnsi="Times New Roman" w:cs="Times New Roman"/>
+          <w:sz w:val="28"/>
+          <w:szCs w:val="28"/>
+        </w:rPr>
+        <w:t xml:space="preserve"> в размере 17 </w:t>
+      </w:r>
+      <w:r>
+        <w:rPr>
+          <w:rFonts w:ascii="Times New Roman" w:hAnsi="Times New Roman" w:cs="Times New Roman"/>
+          <w:sz w:val="28"/>
+          <w:szCs w:val="28"/>
+        </w:rPr>
+        <w:t>БВ</w:t>
+      </w:r>
+      <w:r>
+        <w:rPr>
+          <w:rFonts w:ascii="Times New Roman" w:hAnsi="Times New Roman" w:cs="Times New Roman"/>
+          <w:sz w:val="28"/>
+          <w:szCs w:val="28"/>
+        </w:rPr>
+        <w:t xml:space="preserve"> и дополнительно 1,5 </w:t>
+      </w:r>
+      <w:r>
+        <w:rPr>
+          <w:rFonts w:ascii="Times New Roman" w:hAnsi="Times New Roman" w:cs="Times New Roman"/>
+          <w:sz w:val="28"/>
+          <w:szCs w:val="28"/>
+        </w:rPr>
+        <w:t>за каждый зависимый пункт формулы свыше десяти</w:t>
+      </w:r>
+      <w:r>
+        <w:rPr>
+          <w:rFonts w:ascii="Times New Roman" w:hAnsi="Times New Roman" w:cs="Times New Roman"/>
+          <w:sz w:val="28"/>
+          <w:szCs w:val="28"/>
+        </w:rPr>
+        <w:t>.</w:t>
+      </w:r>
+      <w:r>
+        <w:rPr>
+          <w:rFonts w:ascii="Times New Roman" w:hAnsi="Times New Roman" w:cs="Times New Roman"/>
+          <w:sz w:val="28"/>
+          <w:szCs w:val="28"/>
+        </w:rPr>
+        <w:t xml:space="preserve"> </w:t>
+      </w:r>
+      <w:r>
+        <w:rPr>
+          <w:rFonts w:ascii="Times New Roman" w:hAnsi="Times New Roman" w:cs="Times New Roman"/>
+          <w:sz w:val="28"/>
+          <w:szCs w:val="28"/>
+        </w:rPr>
+        <w:t>Соответственно размер пошлины равен:</w:t>
+      </w:r>
+    </w:p>
+    <w:p>
+      <w:pPr>
+        <w:tabs>
+          <w:tab w:val="left" w:pos="2145"/>
+        </w:tabs>
+        <w:spacing w:after="120"/>
         <w:jc w:val="center"/>
         <w:rPr>
           <w:rFonts w:ascii="Times New Roman" w:hAnsi="Times New Roman" w:cs="Times New Roman"/>
@@ -917,20 +1371,583 @@
           <w:sz w:val="28"/>
           <w:szCs w:val="28"/>
         </w:rPr>
-        <w:t>Минск 202</w:t>
-      </w:r>
-      <w:r>
-        <w:rPr>
-          <w:rFonts w:ascii="Times New Roman" w:hAnsi="Times New Roman" w:cs="Times New Roman"/>
-          <w:sz w:val="28"/>
-          <w:szCs w:val="28"/>
-        </w:rPr>
-        <w:t>5</w:t>
-      </w:r>
-    </w:p>
-    <w:p>
-      <w:pPr>
-        <w:spacing w:after="0" w:line="360" w:lineRule="exact"/>
+        <w:t>17 + 1,5 × 4 = 23 БВ</w:t>
+      </w:r>
+      <w:r>
+        <w:rPr>
+          <w:rFonts w:ascii="Times New Roman" w:hAnsi="Times New Roman" w:cs="Times New Roman"/>
+          <w:sz w:val="28"/>
+          <w:szCs w:val="28"/>
+        </w:rPr>
+        <w:t xml:space="preserve"> (</w:t>
+      </w:r>
+      <w:r>
+        <w:rPr>
+          <w:rFonts w:ascii="Times New Roman" w:hAnsi="Times New Roman" w:cs="Times New Roman"/>
+          <w:sz w:val="28"/>
+          <w:szCs w:val="28"/>
+        </w:rPr>
+        <w:t>966</w:t>
+      </w:r>
+      <w:r>
+        <w:rPr>
+          <w:rFonts w:ascii="Times New Roman" w:hAnsi="Times New Roman" w:cs="Times New Roman"/>
+          <w:sz w:val="28"/>
+          <w:szCs w:val="28"/>
+        </w:rPr>
+        <w:t xml:space="preserve"> </w:t>
+      </w:r>
+      <w:r>
+        <w:rPr>
+          <w:rFonts w:ascii="Times New Roman" w:hAnsi="Times New Roman" w:cs="Times New Roman"/>
+          <w:sz w:val="28"/>
+          <w:szCs w:val="28"/>
+        </w:rPr>
+        <w:t>бел. руб.</w:t>
+      </w:r>
+      <w:r>
+        <w:rPr>
+          <w:rFonts w:ascii="Times New Roman" w:hAnsi="Times New Roman" w:cs="Times New Roman"/>
+          <w:sz w:val="28"/>
+          <w:szCs w:val="28"/>
+        </w:rPr>
+        <w:t>)</w:t>
+      </w:r>
+    </w:p>
+    <w:p>
+      <w:pPr>
+        <w:pStyle w:val="a6"/>
+        <w:tabs>
+          <w:tab w:val="left" w:pos="2145"/>
+        </w:tabs>
+        <w:spacing w:after="120"/>
+        <w:ind w:left="0" w:firstLine="709"/>
+        <w:jc w:val="both"/>
+        <w:rPr>
+          <w:rFonts w:ascii="Times New Roman" w:hAnsi="Times New Roman" w:cs="Times New Roman"/>
+          <w:sz w:val="28"/>
+          <w:szCs w:val="28"/>
+        </w:rPr>
+      </w:pPr>
+      <w:r>
+        <w:rPr>
+          <w:rFonts w:ascii="Times New Roman" w:hAnsi="Times New Roman" w:cs="Times New Roman"/>
+          <w:sz w:val="28"/>
+          <w:szCs w:val="28"/>
+        </w:rPr>
+        <w:t>Ответ</w:t>
+      </w:r>
+      <w:r>
+        <w:rPr>
+          <w:rFonts w:ascii="Times New Roman" w:hAnsi="Times New Roman" w:cs="Times New Roman"/>
+          <w:sz w:val="28"/>
+          <w:szCs w:val="28"/>
+        </w:rPr>
+        <w:t xml:space="preserve">: </w:t>
+      </w:r>
+      <w:r>
+        <w:rPr>
+          <w:rFonts w:ascii="Times New Roman" w:hAnsi="Times New Roman" w:cs="Times New Roman"/>
+          <w:sz w:val="28"/>
+          <w:szCs w:val="28"/>
+        </w:rPr>
+        <w:t>23</w:t>
+      </w:r>
+      <w:r>
+        <w:rPr>
+          <w:rFonts w:ascii="Times New Roman" w:hAnsi="Times New Roman" w:cs="Times New Roman"/>
+          <w:sz w:val="28"/>
+          <w:szCs w:val="28"/>
+        </w:rPr>
+        <w:t xml:space="preserve"> </w:t>
+      </w:r>
+      <w:r>
+        <w:rPr>
+          <w:rFonts w:ascii="Times New Roman" w:hAnsi="Times New Roman" w:cs="Times New Roman"/>
+          <w:sz w:val="28"/>
+          <w:szCs w:val="28"/>
+        </w:rPr>
+        <w:t>БВ</w:t>
+      </w:r>
+      <w:r>
+        <w:rPr>
+          <w:rFonts w:ascii="Times New Roman" w:hAnsi="Times New Roman" w:cs="Times New Roman"/>
+          <w:sz w:val="28"/>
+          <w:szCs w:val="28"/>
+        </w:rPr>
+        <w:t xml:space="preserve"> </w:t>
+      </w:r>
+      <w:r>
+        <w:rPr>
+          <w:rFonts w:ascii="Times New Roman" w:hAnsi="Times New Roman" w:cs="Times New Roman"/>
+          <w:sz w:val="28"/>
+          <w:szCs w:val="28"/>
+        </w:rPr>
+        <w:t>(</w:t>
+      </w:r>
+      <w:r>
+        <w:rPr>
+          <w:rFonts w:ascii="Times New Roman" w:hAnsi="Times New Roman" w:cs="Times New Roman"/>
+          <w:sz w:val="28"/>
+          <w:szCs w:val="28"/>
+        </w:rPr>
+        <w:t>966</w:t>
+      </w:r>
+      <w:r>
+        <w:rPr>
+          <w:rFonts w:ascii="Times New Roman" w:hAnsi="Times New Roman" w:cs="Times New Roman"/>
+          <w:sz w:val="28"/>
+          <w:szCs w:val="28"/>
+        </w:rPr>
+        <w:t xml:space="preserve"> бел</w:t>
+      </w:r>
+      <w:r>
+        <w:rPr>
+          <w:rFonts w:ascii="Times New Roman" w:hAnsi="Times New Roman" w:cs="Times New Roman"/>
+          <w:sz w:val="28"/>
+          <w:szCs w:val="28"/>
+        </w:rPr>
+        <w:t>. руб.</w:t>
+      </w:r>
+      <w:r>
+        <w:rPr>
+          <w:rFonts w:ascii="Times New Roman" w:hAnsi="Times New Roman" w:cs="Times New Roman"/>
+          <w:sz w:val="28"/>
+          <w:szCs w:val="28"/>
+        </w:rPr>
+        <w:t>)</w:t>
+      </w:r>
+      <w:r>
+        <w:rPr>
+          <w:rFonts w:ascii="Times New Roman" w:hAnsi="Times New Roman" w:cs="Times New Roman"/>
+          <w:sz w:val="28"/>
+          <w:szCs w:val="28"/>
+        </w:rPr>
+        <w:t>.</w:t>
+      </w:r>
+    </w:p>
+    <w:p>
+      <w:pPr>
+        <w:pStyle w:val="a6"/>
+        <w:tabs>
+          <w:tab w:val="left" w:pos="2145"/>
+        </w:tabs>
+        <w:spacing w:after="120"/>
+        <w:ind w:left="0" w:firstLine="709"/>
+        <w:jc w:val="both"/>
+        <w:rPr>
+          <w:rFonts w:ascii="Times New Roman" w:hAnsi="Times New Roman" w:cs="Times New Roman"/>
+          <w:sz w:val="28"/>
+          <w:szCs w:val="28"/>
+        </w:rPr>
+      </w:pPr>
+    </w:p>
+    <w:p>
+      <w:pPr>
+        <w:pStyle w:val="a6"/>
+        <w:numPr>
+          <w:ilvl w:val="0"/>
+          <w:numId w:val="3"/>
+        </w:numPr>
+        <w:spacing w:after="0" w:line="360" w:lineRule="exact"/>
+        <w:ind w:left="0" w:firstLine="709"/>
+        <w:jc w:val="both"/>
+        <w:rPr>
+          <w:rFonts w:ascii="Times New Roman" w:hAnsi="Times New Roman" w:cs="Times New Roman"/>
+          <w:sz w:val="28"/>
+          <w:szCs w:val="28"/>
+        </w:rPr>
+      </w:pPr>
+      <w:r>
+        <w:rPr>
+          <w:rFonts w:ascii="Times New Roman" w:hAnsi="Times New Roman" w:cs="Times New Roman"/>
+          <w:sz w:val="28"/>
+          <w:szCs w:val="28"/>
+        </w:rPr>
+        <w:t>Патентообладатель решил внести дополнительные уточнения в зарегистрированный договор уступки исключительного права. В каком размере взимается пошлина?</w:t>
+      </w:r>
+    </w:p>
+    <w:p>
+      <w:pPr>
+        <w:pStyle w:val="a6"/>
+        <w:spacing w:after="0" w:line="360" w:lineRule="exact"/>
+        <w:ind w:left="709"/>
+        <w:rPr>
+          <w:rFonts w:ascii="Times New Roman" w:hAnsi="Times New Roman" w:cs="Times New Roman"/>
+          <w:i/>
+          <w:sz w:val="28"/>
+          <w:szCs w:val="28"/>
+          <w:lang w:val="en-US"/>
+        </w:rPr>
+      </w:pPr>
+      <w:r>
+        <w:rPr>
+          <w:rFonts w:ascii="Times New Roman" w:hAnsi="Times New Roman" w:cs="Times New Roman"/>
+          <w:i/>
+          <w:sz w:val="28"/>
+          <w:szCs w:val="28"/>
+        </w:rPr>
+        <w:t>Решение.</w:t>
+      </w:r>
+    </w:p>
+    <w:p>
+      <w:pPr>
+        <w:pStyle w:val="a6"/>
+        <w:spacing w:after="0" w:line="360" w:lineRule="exact"/>
+        <w:ind w:left="0" w:firstLine="709"/>
+        <w:jc w:val="both"/>
+        <w:rPr>
+          <w:rFonts w:ascii="Times New Roman" w:hAnsi="Times New Roman" w:cs="Times New Roman"/>
+          <w:sz w:val="28"/>
+          <w:szCs w:val="28"/>
+        </w:rPr>
+      </w:pPr>
+      <w:r>
+        <w:rPr>
+          <w:rFonts w:ascii="Times New Roman" w:hAnsi="Times New Roman" w:cs="Times New Roman"/>
+          <w:sz w:val="28"/>
+          <w:szCs w:val="28"/>
+        </w:rPr>
+        <w:t>За рассмотрение заявления о внесении изменений в зарегистрированный лицензионный договор, договор уступки исключительного права взимается пошлина в размере 5 БВ и дополнительно 5 за каждый па</w:t>
+      </w:r>
+      <w:r>
+        <w:rPr>
+          <w:rFonts w:ascii="Times New Roman" w:hAnsi="Times New Roman" w:cs="Times New Roman"/>
+          <w:sz w:val="28"/>
+          <w:szCs w:val="28"/>
+        </w:rPr>
+        <w:t xml:space="preserve">тент (свидетельство) </w:t>
+      </w:r>
+      <w:r>
+        <w:rPr>
+          <w:rFonts w:ascii="Times New Roman" w:hAnsi="Times New Roman" w:cs="Times New Roman"/>
+          <w:sz w:val="28"/>
+          <w:szCs w:val="28"/>
+        </w:rPr>
+        <w:t>свыше одного.</w:t>
+      </w:r>
+      <w:r>
+        <w:t xml:space="preserve"> </w:t>
+      </w:r>
+      <w:r>
+        <w:rPr>
+          <w:rFonts w:ascii="Times New Roman" w:hAnsi="Times New Roman" w:cs="Times New Roman"/>
+          <w:sz w:val="28"/>
+          <w:szCs w:val="28"/>
+        </w:rPr>
+        <w:t xml:space="preserve">Следовательно, пошлина будет взиматься в размере 5 </w:t>
+      </w:r>
+      <w:r>
+        <w:rPr>
+          <w:rFonts w:ascii="Times New Roman" w:hAnsi="Times New Roman" w:cs="Times New Roman"/>
+          <w:sz w:val="28"/>
+          <w:szCs w:val="28"/>
+        </w:rPr>
+        <w:t>БВ (</w:t>
+      </w:r>
+      <w:r>
+        <w:rPr>
+          <w:rFonts w:ascii="Times New Roman" w:hAnsi="Times New Roman" w:cs="Times New Roman"/>
+          <w:sz w:val="28"/>
+          <w:szCs w:val="28"/>
+        </w:rPr>
+        <w:t>210</w:t>
+      </w:r>
+      <w:r>
+        <w:rPr>
+          <w:rFonts w:ascii="Times New Roman" w:hAnsi="Times New Roman" w:cs="Times New Roman"/>
+          <w:sz w:val="28"/>
+          <w:szCs w:val="28"/>
+        </w:rPr>
+        <w:t> </w:t>
+      </w:r>
+      <w:r>
+        <w:rPr>
+          <w:rFonts w:ascii="Times New Roman" w:hAnsi="Times New Roman" w:cs="Times New Roman"/>
+          <w:sz w:val="28"/>
+          <w:szCs w:val="28"/>
+        </w:rPr>
+        <w:t>бел. руб.)</w:t>
+      </w:r>
+    </w:p>
+    <w:p>
+      <w:pPr>
+        <w:pStyle w:val="a6"/>
+        <w:spacing w:after="0" w:line="360" w:lineRule="exact"/>
+        <w:ind w:left="0" w:firstLine="709"/>
+        <w:rPr>
+          <w:rFonts w:ascii="Times New Roman" w:hAnsi="Times New Roman" w:cs="Times New Roman"/>
+          <w:sz w:val="28"/>
+          <w:szCs w:val="28"/>
+        </w:rPr>
+      </w:pPr>
+      <w:r>
+        <w:rPr>
+          <w:rFonts w:ascii="Times New Roman" w:hAnsi="Times New Roman" w:cs="Times New Roman"/>
+          <w:sz w:val="28"/>
+          <w:szCs w:val="28"/>
+        </w:rPr>
+        <w:t>Ответ</w:t>
+      </w:r>
+      <w:r>
+        <w:rPr>
+          <w:rFonts w:ascii="Times New Roman" w:hAnsi="Times New Roman" w:cs="Times New Roman"/>
+          <w:sz w:val="28"/>
+          <w:szCs w:val="28"/>
+        </w:rPr>
+        <w:t xml:space="preserve">: </w:t>
+      </w:r>
+      <w:r>
+        <w:rPr>
+          <w:rFonts w:ascii="Times New Roman" w:hAnsi="Times New Roman" w:cs="Times New Roman"/>
+          <w:sz w:val="28"/>
+          <w:szCs w:val="28"/>
+        </w:rPr>
+        <w:t xml:space="preserve">5 </w:t>
+      </w:r>
+      <w:r>
+        <w:rPr>
+          <w:rFonts w:ascii="Times New Roman" w:hAnsi="Times New Roman" w:cs="Times New Roman"/>
+          <w:sz w:val="28"/>
+          <w:szCs w:val="28"/>
+        </w:rPr>
+        <w:t>БВ (</w:t>
+      </w:r>
+      <w:r>
+        <w:rPr>
+          <w:rFonts w:ascii="Times New Roman" w:hAnsi="Times New Roman" w:cs="Times New Roman"/>
+          <w:sz w:val="28"/>
+          <w:szCs w:val="28"/>
+        </w:rPr>
+        <w:t xml:space="preserve">210 </w:t>
+      </w:r>
+      <w:r>
+        <w:rPr>
+          <w:rFonts w:ascii="Times New Roman" w:hAnsi="Times New Roman" w:cs="Times New Roman"/>
+          <w:sz w:val="28"/>
+          <w:szCs w:val="28"/>
+        </w:rPr>
+        <w:t>бел. руб.)</w:t>
+      </w:r>
+      <w:r>
+        <w:rPr>
+          <w:rFonts w:ascii="Times New Roman" w:hAnsi="Times New Roman" w:cs="Times New Roman"/>
+          <w:sz w:val="28"/>
+          <w:szCs w:val="28"/>
+        </w:rPr>
+        <w:t>.</w:t>
+      </w:r>
+    </w:p>
+    <w:p>
+      <w:pPr>
+        <w:pStyle w:val="a6"/>
+        <w:spacing w:after="0" w:line="360" w:lineRule="exact"/>
+        <w:ind w:left="0" w:firstLine="709"/>
+        <w:rPr>
+          <w:rFonts w:ascii="Times New Roman" w:hAnsi="Times New Roman" w:cs="Times New Roman"/>
+          <w:sz w:val="28"/>
+          <w:szCs w:val="28"/>
+        </w:rPr>
+      </w:pPr>
+    </w:p>
+    <w:p>
+      <w:pPr>
+        <w:pStyle w:val="a6"/>
+        <w:numPr>
+          <w:ilvl w:val="0"/>
+          <w:numId w:val="3"/>
+        </w:numPr>
+        <w:spacing w:after="0" w:line="360" w:lineRule="exact"/>
+        <w:ind w:left="0" w:firstLine="709"/>
+        <w:jc w:val="both"/>
+        <w:rPr>
+          <w:rFonts w:ascii="Times New Roman" w:hAnsi="Times New Roman" w:cs="Times New Roman"/>
+          <w:sz w:val="28"/>
+          <w:szCs w:val="28"/>
+        </w:rPr>
+      </w:pPr>
+      <w:r>
+        <w:rPr>
+          <w:rFonts w:ascii="Times New Roman" w:hAnsi="Times New Roman" w:cs="Times New Roman"/>
+          <w:sz w:val="28"/>
+          <w:szCs w:val="28"/>
+        </w:rPr>
+        <w:t>В каком размере взимается пошлина за подачу ходатайства о продлении срока ответа на запрос экспертизы по заявке на промышленный образец, если требуется 4 дополнительных месяца на ответ?</w:t>
+      </w:r>
+    </w:p>
+    <w:p>
+      <w:pPr>
+        <w:keepNext/>
+        <w:spacing w:after="0" w:line="360" w:lineRule="exact"/>
+        <w:ind w:firstLine="709"/>
+        <w:rPr>
+          <w:rFonts w:ascii="Times New Roman" w:hAnsi="Times New Roman" w:cs="Times New Roman"/>
+          <w:i/>
+          <w:sz w:val="28"/>
+          <w:szCs w:val="28"/>
+        </w:rPr>
+      </w:pPr>
+      <w:r>
+        <w:rPr>
+          <w:rFonts w:ascii="Times New Roman" w:hAnsi="Times New Roman" w:cs="Times New Roman"/>
+          <w:i/>
+          <w:sz w:val="28"/>
+          <w:szCs w:val="28"/>
+        </w:rPr>
+        <w:lastRenderedPageBreak/>
+        <w:t>Решение.</w:t>
+      </w:r>
+    </w:p>
+    <w:p>
+      <w:pPr>
+        <w:pStyle w:val="a6"/>
+        <w:spacing w:after="0" w:line="360" w:lineRule="exact"/>
+        <w:ind w:left="0" w:firstLine="709"/>
+        <w:rPr>
+          <w:rFonts w:ascii="Times New Roman" w:hAnsi="Times New Roman" w:cs="Times New Roman"/>
+          <w:sz w:val="28"/>
+          <w:szCs w:val="28"/>
+        </w:rPr>
+      </w:pPr>
+      <w:r>
+        <w:rPr>
+          <w:rFonts w:ascii="Times New Roman" w:hAnsi="Times New Roman" w:cs="Times New Roman"/>
+          <w:sz w:val="28"/>
+          <w:szCs w:val="28"/>
+        </w:rPr>
+        <w:t>За</w:t>
+      </w:r>
+      <w:r>
+        <w:rPr>
+          <w:rFonts w:ascii="Times New Roman" w:hAnsi="Times New Roman" w:cs="Times New Roman"/>
+          <w:sz w:val="28"/>
+          <w:szCs w:val="28"/>
+        </w:rPr>
+        <w:t xml:space="preserve"> продления срока ответа на запрос экспертизы по заявке на выдачу патента на промышленный образец от 3 до 6 месяцев вклю</w:t>
+      </w:r>
+      <w:r>
+        <w:rPr>
+          <w:rFonts w:ascii="Times New Roman" w:hAnsi="Times New Roman" w:cs="Times New Roman"/>
+          <w:sz w:val="28"/>
+          <w:szCs w:val="28"/>
+        </w:rPr>
+        <w:t>чительно с даты истечения срока, взымается пошли</w:t>
+      </w:r>
+      <w:r>
+        <w:rPr>
+          <w:rFonts w:ascii="Times New Roman" w:hAnsi="Times New Roman" w:cs="Times New Roman"/>
+          <w:sz w:val="28"/>
+          <w:szCs w:val="28"/>
+        </w:rPr>
+        <w:t>на</w:t>
+      </w:r>
+      <w:r>
+        <w:rPr>
+          <w:rFonts w:ascii="Times New Roman" w:hAnsi="Times New Roman" w:cs="Times New Roman"/>
+          <w:sz w:val="28"/>
+          <w:szCs w:val="28"/>
+        </w:rPr>
+        <w:t xml:space="preserve"> в размере</w:t>
+      </w:r>
+      <w:r>
+        <w:rPr>
+          <w:rFonts w:ascii="Times New Roman" w:hAnsi="Times New Roman" w:cs="Times New Roman"/>
+          <w:sz w:val="28"/>
+          <w:szCs w:val="28"/>
+        </w:rPr>
+        <w:t xml:space="preserve"> </w:t>
+      </w:r>
+      <w:r>
+        <w:rPr>
+          <w:rFonts w:ascii="Times New Roman" w:hAnsi="Times New Roman" w:cs="Times New Roman"/>
+          <w:sz w:val="28"/>
+          <w:szCs w:val="28"/>
+        </w:rPr>
+        <w:t xml:space="preserve">2 </w:t>
+      </w:r>
+      <w:r>
+        <w:rPr>
+          <w:rFonts w:ascii="Times New Roman" w:hAnsi="Times New Roman" w:cs="Times New Roman"/>
+          <w:sz w:val="28"/>
+          <w:szCs w:val="28"/>
+        </w:rPr>
+        <w:t>БВ</w:t>
+      </w:r>
+      <w:r>
+        <w:rPr>
+          <w:rFonts w:ascii="Times New Roman" w:hAnsi="Times New Roman" w:cs="Times New Roman"/>
+          <w:sz w:val="28"/>
+          <w:szCs w:val="28"/>
+        </w:rPr>
+        <w:t xml:space="preserve"> за каждый испрашиваемый месяц продления</w:t>
+      </w:r>
+      <w:r>
+        <w:rPr>
+          <w:rFonts w:ascii="Times New Roman" w:hAnsi="Times New Roman" w:cs="Times New Roman"/>
+          <w:sz w:val="28"/>
+          <w:szCs w:val="28"/>
+        </w:rPr>
+        <w:t>.</w:t>
+      </w:r>
+    </w:p>
+    <w:p>
+      <w:pPr>
+        <w:pStyle w:val="a6"/>
+        <w:spacing w:after="120" w:line="360" w:lineRule="exact"/>
+        <w:ind w:left="0" w:firstLine="709"/>
+        <w:rPr>
+          <w:rFonts w:ascii="Times New Roman" w:hAnsi="Times New Roman" w:cs="Times New Roman"/>
+          <w:sz w:val="28"/>
+          <w:szCs w:val="28"/>
+        </w:rPr>
+      </w:pPr>
+      <w:r>
+        <w:rPr>
+          <w:rFonts w:ascii="Times New Roman" w:hAnsi="Times New Roman" w:cs="Times New Roman"/>
+          <w:sz w:val="28"/>
+          <w:szCs w:val="28"/>
+        </w:rPr>
+        <w:t>Следовательно,</w:t>
+      </w:r>
+      <w:r>
+        <w:rPr>
+          <w:rFonts w:ascii="Times New Roman" w:hAnsi="Times New Roman" w:cs="Times New Roman"/>
+          <w:sz w:val="28"/>
+          <w:szCs w:val="28"/>
+        </w:rPr>
+        <w:t xml:space="preserve"> </w:t>
+      </w:r>
+      <w:r>
+        <w:rPr>
+          <w:rFonts w:ascii="Times New Roman" w:hAnsi="Times New Roman" w:cs="Times New Roman"/>
+          <w:sz w:val="28"/>
+          <w:szCs w:val="28"/>
+        </w:rPr>
+        <w:t>взимается пошлина</w:t>
+      </w:r>
+      <w:r>
+        <w:rPr>
+          <w:rFonts w:ascii="Times New Roman" w:hAnsi="Times New Roman" w:cs="Times New Roman"/>
+          <w:sz w:val="28"/>
+          <w:szCs w:val="28"/>
+        </w:rPr>
+        <w:t xml:space="preserve"> в размере</w:t>
+      </w:r>
+      <w:r>
+        <w:rPr>
+          <w:rFonts w:ascii="Times New Roman" w:hAnsi="Times New Roman" w:cs="Times New Roman"/>
+          <w:sz w:val="28"/>
+          <w:szCs w:val="28"/>
+        </w:rPr>
+        <w:t>:</w:t>
+      </w:r>
+    </w:p>
+    <w:p>
+      <w:pPr>
+        <w:tabs>
+          <w:tab w:val="left" w:pos="2145"/>
+        </w:tabs>
+        <w:spacing w:after="120"/>
         <w:jc w:val="center"/>
         <w:rPr>
           <w:rFonts w:ascii="Times New Roman" w:hAnsi="Times New Roman" w:cs="Times New Roman"/>
@@ -938,19 +1955,2262 @@
           <w:szCs w:val="28"/>
         </w:rPr>
       </w:pPr>
+      <w:r>
+        <w:rPr>
+          <w:rFonts w:ascii="Times New Roman" w:hAnsi="Times New Roman" w:cs="Times New Roman"/>
+          <w:sz w:val="28"/>
+          <w:szCs w:val="28"/>
+        </w:rPr>
+        <w:t>4</w:t>
+      </w:r>
+      <w:r>
+        <w:rPr>
+          <w:rFonts w:ascii="Times New Roman" w:hAnsi="Times New Roman" w:cs="Times New Roman"/>
+          <w:sz w:val="28"/>
+          <w:szCs w:val="28"/>
+        </w:rPr>
+        <w:t xml:space="preserve"> ×</w:t>
+      </w:r>
+      <w:r>
+        <w:rPr>
+          <w:rFonts w:ascii="Times New Roman" w:hAnsi="Times New Roman" w:cs="Times New Roman"/>
+          <w:sz w:val="28"/>
+          <w:szCs w:val="28"/>
+        </w:rPr>
+        <w:t xml:space="preserve"> 2</w:t>
+      </w:r>
+      <w:r>
+        <w:rPr>
+          <w:rFonts w:ascii="Times New Roman" w:hAnsi="Times New Roman" w:cs="Times New Roman"/>
+          <w:sz w:val="28"/>
+          <w:szCs w:val="28"/>
+        </w:rPr>
+        <w:t xml:space="preserve"> = </w:t>
+      </w:r>
+      <w:r>
+        <w:rPr>
+          <w:rFonts w:ascii="Times New Roman" w:hAnsi="Times New Roman" w:cs="Times New Roman"/>
+          <w:sz w:val="28"/>
+          <w:szCs w:val="28"/>
+        </w:rPr>
+        <w:t>8</w:t>
+      </w:r>
+      <w:r>
+        <w:rPr>
+          <w:rFonts w:ascii="Times New Roman" w:hAnsi="Times New Roman" w:cs="Times New Roman"/>
+          <w:sz w:val="28"/>
+          <w:szCs w:val="28"/>
+        </w:rPr>
+        <w:t xml:space="preserve"> БВ (</w:t>
+      </w:r>
+      <w:r>
+        <w:rPr>
+          <w:rFonts w:ascii="Times New Roman" w:hAnsi="Times New Roman" w:cs="Times New Roman"/>
+          <w:sz w:val="28"/>
+          <w:szCs w:val="28"/>
+        </w:rPr>
+        <w:t>33</w:t>
+      </w:r>
+      <w:r>
+        <w:rPr>
+          <w:rFonts w:ascii="Times New Roman" w:hAnsi="Times New Roman" w:cs="Times New Roman"/>
+          <w:sz w:val="28"/>
+          <w:szCs w:val="28"/>
+        </w:rPr>
+        <w:t>6</w:t>
+      </w:r>
+      <w:r>
+        <w:rPr>
+          <w:rFonts w:ascii="Times New Roman" w:hAnsi="Times New Roman" w:cs="Times New Roman"/>
+          <w:sz w:val="28"/>
+          <w:szCs w:val="28"/>
+        </w:rPr>
+        <w:t xml:space="preserve"> </w:t>
+      </w:r>
+      <w:r>
+        <w:rPr>
+          <w:rFonts w:ascii="Times New Roman" w:hAnsi="Times New Roman" w:cs="Times New Roman"/>
+          <w:sz w:val="28"/>
+          <w:szCs w:val="28"/>
+        </w:rPr>
+        <w:t>бел. руб.</w:t>
+      </w:r>
+      <w:r>
+        <w:rPr>
+          <w:rFonts w:ascii="Times New Roman" w:hAnsi="Times New Roman" w:cs="Times New Roman"/>
+          <w:sz w:val="28"/>
+          <w:szCs w:val="28"/>
+        </w:rPr>
+        <w:t>)</w:t>
+      </w:r>
+    </w:p>
+    <w:p>
+      <w:pPr>
+        <w:pStyle w:val="a6"/>
+        <w:spacing w:after="0" w:line="360" w:lineRule="exact"/>
+        <w:ind w:left="0" w:firstLine="709"/>
+        <w:rPr>
+          <w:rFonts w:ascii="Times New Roman" w:hAnsi="Times New Roman" w:cs="Times New Roman"/>
+          <w:sz w:val="28"/>
+          <w:szCs w:val="28"/>
+        </w:rPr>
+      </w:pPr>
+      <w:r>
+        <w:rPr>
+          <w:rFonts w:ascii="Times New Roman" w:hAnsi="Times New Roman" w:cs="Times New Roman"/>
+          <w:sz w:val="28"/>
+          <w:szCs w:val="28"/>
+        </w:rPr>
+        <w:t>Ответ</w:t>
+      </w:r>
+      <w:r>
+        <w:rPr>
+          <w:rFonts w:ascii="Times New Roman" w:hAnsi="Times New Roman" w:cs="Times New Roman"/>
+          <w:sz w:val="28"/>
+          <w:szCs w:val="28"/>
+        </w:rPr>
+        <w:t xml:space="preserve">: </w:t>
+      </w:r>
+      <w:r>
+        <w:rPr>
+          <w:rFonts w:ascii="Times New Roman" w:hAnsi="Times New Roman" w:cs="Times New Roman"/>
+          <w:sz w:val="28"/>
+          <w:szCs w:val="28"/>
+        </w:rPr>
+        <w:t>8</w:t>
+      </w:r>
+      <w:r>
+        <w:rPr>
+          <w:rFonts w:ascii="Times New Roman" w:hAnsi="Times New Roman" w:cs="Times New Roman"/>
+          <w:sz w:val="28"/>
+          <w:szCs w:val="28"/>
+        </w:rPr>
+        <w:t xml:space="preserve"> БВ (</w:t>
+      </w:r>
+      <w:r>
+        <w:rPr>
+          <w:rFonts w:ascii="Times New Roman" w:hAnsi="Times New Roman" w:cs="Times New Roman"/>
+          <w:sz w:val="28"/>
+          <w:szCs w:val="28"/>
+        </w:rPr>
+        <w:t>33</w:t>
+      </w:r>
+      <w:r>
+        <w:rPr>
+          <w:rFonts w:ascii="Times New Roman" w:hAnsi="Times New Roman" w:cs="Times New Roman"/>
+          <w:sz w:val="28"/>
+          <w:szCs w:val="28"/>
+        </w:rPr>
+        <w:t>6</w:t>
+      </w:r>
+      <w:r>
+        <w:rPr>
+          <w:rFonts w:ascii="Times New Roman" w:hAnsi="Times New Roman" w:cs="Times New Roman"/>
+          <w:sz w:val="28"/>
+          <w:szCs w:val="28"/>
+        </w:rPr>
+        <w:t xml:space="preserve"> </w:t>
+      </w:r>
+      <w:r>
+        <w:rPr>
+          <w:rFonts w:ascii="Times New Roman" w:hAnsi="Times New Roman" w:cs="Times New Roman"/>
+          <w:sz w:val="28"/>
+          <w:szCs w:val="28"/>
+        </w:rPr>
+        <w:t>бел. руб.</w:t>
+      </w:r>
+      <w:r>
+        <w:rPr>
+          <w:rFonts w:ascii="Times New Roman" w:hAnsi="Times New Roman" w:cs="Times New Roman"/>
+          <w:sz w:val="28"/>
+          <w:szCs w:val="28"/>
+        </w:rPr>
+        <w:t>)</w:t>
+      </w:r>
+    </w:p>
+    <w:p>
+      <w:pPr>
+        <w:pStyle w:val="a6"/>
+        <w:spacing w:after="0" w:line="360" w:lineRule="exact"/>
+        <w:ind w:left="0" w:firstLine="709"/>
+        <w:rPr>
+          <w:rFonts w:ascii="Times New Roman" w:hAnsi="Times New Roman" w:cs="Times New Roman"/>
+          <w:sz w:val="28"/>
+          <w:szCs w:val="28"/>
+        </w:rPr>
+      </w:pPr>
+    </w:p>
+    <w:p>
+      <w:pPr>
+        <w:pStyle w:val="a6"/>
+        <w:numPr>
+          <w:ilvl w:val="0"/>
+          <w:numId w:val="3"/>
+        </w:numPr>
+        <w:spacing w:after="0" w:line="360" w:lineRule="exact"/>
+        <w:ind w:left="0" w:firstLine="709"/>
+        <w:jc w:val="both"/>
+        <w:rPr>
+          <w:rFonts w:ascii="Times New Roman" w:hAnsi="Times New Roman" w:cs="Times New Roman"/>
+          <w:sz w:val="28"/>
+          <w:szCs w:val="28"/>
+        </w:rPr>
+      </w:pPr>
+      <w:r>
+        <w:rPr>
+          <w:rFonts w:ascii="Times New Roman" w:hAnsi="Times New Roman" w:cs="Times New Roman"/>
+          <w:sz w:val="28"/>
+          <w:szCs w:val="28"/>
+          <w:lang w:bidi="ru-RU"/>
+        </w:rPr>
+        <w:t>Датой начала действия патента на полезную модель считается 17 июля 2018 г. Патентообладатель предоставил документ об оплате пошлины за действие патента 20 </w:t>
+      </w:r>
+      <w:r>
+        <w:rPr>
+          <w:rFonts w:ascii="Times New Roman" w:hAnsi="Times New Roman" w:cs="Times New Roman"/>
+          <w:sz w:val="28"/>
+          <w:szCs w:val="28"/>
+          <w:lang w:bidi="ru-RU"/>
+        </w:rPr>
+        <w:t xml:space="preserve">апреля 2020 г. </w:t>
+      </w:r>
+      <w:r>
+        <w:rPr>
+          <w:rFonts w:ascii="Times New Roman" w:hAnsi="Times New Roman" w:cs="Times New Roman"/>
+          <w:sz w:val="28"/>
+          <w:szCs w:val="28"/>
+          <w:lang w:bidi="ru-RU"/>
+        </w:rPr>
+        <w:t>Какую сумму уплатил патентообладатель, чтобы действие его патента было продлено на следующий год при условии наличия своевременных уплат первоначальной и последующих пошлин?</w:t>
+      </w:r>
+    </w:p>
+    <w:p>
+      <w:pPr>
+        <w:pStyle w:val="a6"/>
+        <w:spacing w:after="0" w:line="360" w:lineRule="exact"/>
+        <w:ind w:left="709"/>
+        <w:rPr>
+          <w:rFonts w:ascii="Times New Roman" w:hAnsi="Times New Roman" w:cs="Times New Roman"/>
+          <w:sz w:val="28"/>
+          <w:szCs w:val="28"/>
+        </w:rPr>
+      </w:pPr>
+      <w:r>
+        <w:rPr>
+          <w:rFonts w:ascii="Times New Roman" w:hAnsi="Times New Roman" w:cs="Times New Roman"/>
+          <w:i/>
+          <w:sz w:val="28"/>
+          <w:szCs w:val="28"/>
+        </w:rPr>
+        <w:t>Решение.</w:t>
+      </w:r>
+    </w:p>
+    <w:p>
+      <w:pPr>
+        <w:pStyle w:val="a6"/>
+        <w:spacing w:after="0" w:line="360" w:lineRule="exact"/>
+        <w:ind w:left="0" w:firstLine="709"/>
+        <w:rPr>
+          <w:rFonts w:ascii="Times New Roman" w:hAnsi="Times New Roman" w:cs="Times New Roman"/>
+          <w:sz w:val="28"/>
+          <w:szCs w:val="28"/>
+        </w:rPr>
+      </w:pPr>
+      <w:r>
+        <w:rPr>
+          <w:rFonts w:ascii="Times New Roman" w:hAnsi="Times New Roman" w:cs="Times New Roman"/>
+          <w:sz w:val="28"/>
+          <w:szCs w:val="28"/>
+          <w:lang w:bidi="ru-RU"/>
+        </w:rPr>
+        <w:t xml:space="preserve">Патентообладателю необходимо поддержать в силе патент 3-ий год, </w:t>
+      </w:r>
+      <w:r>
+        <w:rPr>
+          <w:rFonts w:ascii="Times New Roman" w:hAnsi="Times New Roman" w:cs="Times New Roman"/>
+          <w:sz w:val="28"/>
+          <w:szCs w:val="28"/>
+        </w:rPr>
+        <w:t>з</w:t>
+      </w:r>
+      <w:r>
+        <w:rPr>
+          <w:rFonts w:ascii="Times New Roman" w:hAnsi="Times New Roman" w:cs="Times New Roman"/>
+          <w:sz w:val="28"/>
+          <w:szCs w:val="28"/>
+        </w:rPr>
+        <w:t xml:space="preserve">а поддержание в силе патента на полезную модель </w:t>
+      </w:r>
+      <w:r>
+        <w:rPr>
+          <w:rFonts w:ascii="Times New Roman" w:hAnsi="Times New Roman" w:cs="Times New Roman"/>
+          <w:sz w:val="28"/>
+          <w:szCs w:val="28"/>
+        </w:rPr>
+        <w:t>на данный год,</w:t>
+      </w:r>
+      <w:r>
+        <w:rPr>
+          <w:rFonts w:ascii="Times New Roman" w:hAnsi="Times New Roman" w:cs="Times New Roman"/>
+          <w:sz w:val="28"/>
+          <w:szCs w:val="28"/>
+        </w:rPr>
+        <w:t xml:space="preserve"> </w:t>
+      </w:r>
+      <w:r>
+        <w:rPr>
+          <w:rFonts w:ascii="Times New Roman" w:hAnsi="Times New Roman" w:cs="Times New Roman"/>
+          <w:sz w:val="28"/>
+          <w:szCs w:val="28"/>
+        </w:rPr>
+        <w:t>взымается пошлина в размере 3 БВ</w:t>
+      </w:r>
+      <w:r>
+        <w:rPr>
+          <w:rFonts w:ascii="Times New Roman" w:hAnsi="Times New Roman" w:cs="Times New Roman"/>
+          <w:sz w:val="28"/>
+          <w:szCs w:val="28"/>
+        </w:rPr>
+        <w:t xml:space="preserve"> </w:t>
+      </w:r>
+      <w:r>
+        <w:rPr>
+          <w:rFonts w:ascii="Times New Roman" w:hAnsi="Times New Roman" w:cs="Times New Roman"/>
+          <w:sz w:val="28"/>
+          <w:szCs w:val="28"/>
+        </w:rPr>
+        <w:t>(</w:t>
+      </w:r>
+      <w:r>
+        <w:rPr>
+          <w:rFonts w:ascii="Times New Roman" w:hAnsi="Times New Roman" w:cs="Times New Roman"/>
+          <w:sz w:val="28"/>
+          <w:szCs w:val="28"/>
+        </w:rPr>
+        <w:t>126</w:t>
+      </w:r>
+      <w:r>
+        <w:rPr>
+          <w:rFonts w:ascii="Times New Roman" w:hAnsi="Times New Roman" w:cs="Times New Roman"/>
+          <w:sz w:val="28"/>
+          <w:szCs w:val="28"/>
+        </w:rPr>
+        <w:t xml:space="preserve"> </w:t>
+      </w:r>
+      <w:r>
+        <w:rPr>
+          <w:rFonts w:ascii="Times New Roman" w:hAnsi="Times New Roman" w:cs="Times New Roman"/>
+          <w:sz w:val="28"/>
+          <w:szCs w:val="28"/>
+        </w:rPr>
+        <w:t>бел. руб.</w:t>
+      </w:r>
+      <w:r>
+        <w:rPr>
+          <w:rFonts w:ascii="Times New Roman" w:hAnsi="Times New Roman" w:cs="Times New Roman"/>
+          <w:sz w:val="28"/>
+          <w:szCs w:val="28"/>
+        </w:rPr>
+        <w:t>)</w:t>
+      </w:r>
+      <w:r>
+        <w:rPr>
+          <w:rFonts w:ascii="Times New Roman" w:hAnsi="Times New Roman" w:cs="Times New Roman"/>
+          <w:sz w:val="28"/>
+          <w:szCs w:val="28"/>
+        </w:rPr>
+        <w:t>.</w:t>
+      </w:r>
+    </w:p>
+    <w:p>
+      <w:pPr>
+        <w:pStyle w:val="a6"/>
+        <w:spacing w:after="0" w:line="360" w:lineRule="exact"/>
+        <w:ind w:left="0" w:firstLine="709"/>
+        <w:rPr>
+          <w:rFonts w:ascii="Times New Roman" w:hAnsi="Times New Roman" w:cs="Times New Roman"/>
+          <w:sz w:val="28"/>
+          <w:szCs w:val="28"/>
+        </w:rPr>
+      </w:pPr>
+      <w:r>
+        <w:rPr>
+          <w:rFonts w:ascii="Times New Roman" w:hAnsi="Times New Roman" w:cs="Times New Roman"/>
+          <w:sz w:val="28"/>
+          <w:szCs w:val="28"/>
+        </w:rPr>
+        <w:t>Ответ</w:t>
+      </w:r>
+      <w:r>
+        <w:rPr>
+          <w:rFonts w:ascii="Times New Roman" w:hAnsi="Times New Roman" w:cs="Times New Roman"/>
+          <w:sz w:val="28"/>
+          <w:szCs w:val="28"/>
+        </w:rPr>
+        <w:t xml:space="preserve">: </w:t>
+      </w:r>
+      <w:r>
+        <w:rPr>
+          <w:rFonts w:ascii="Times New Roman" w:hAnsi="Times New Roman" w:cs="Times New Roman"/>
+          <w:sz w:val="28"/>
+          <w:szCs w:val="28"/>
+        </w:rPr>
+        <w:t>3</w:t>
+      </w:r>
+      <w:r>
+        <w:rPr>
+          <w:rFonts w:ascii="Times New Roman" w:hAnsi="Times New Roman" w:cs="Times New Roman"/>
+          <w:sz w:val="28"/>
+          <w:szCs w:val="28"/>
+        </w:rPr>
+        <w:t xml:space="preserve"> БВ (</w:t>
+      </w:r>
+      <w:r>
+        <w:rPr>
+          <w:rFonts w:ascii="Times New Roman" w:hAnsi="Times New Roman" w:cs="Times New Roman"/>
+          <w:sz w:val="28"/>
+          <w:szCs w:val="28"/>
+        </w:rPr>
+        <w:t>126</w:t>
+      </w:r>
+      <w:r>
+        <w:rPr>
+          <w:rFonts w:ascii="Times New Roman" w:hAnsi="Times New Roman" w:cs="Times New Roman"/>
+          <w:sz w:val="28"/>
+          <w:szCs w:val="28"/>
+        </w:rPr>
+        <w:t xml:space="preserve"> </w:t>
+      </w:r>
+      <w:r>
+        <w:rPr>
+          <w:rFonts w:ascii="Times New Roman" w:hAnsi="Times New Roman" w:cs="Times New Roman"/>
+          <w:sz w:val="28"/>
+          <w:szCs w:val="28"/>
+        </w:rPr>
+        <w:t>бел. руб.</w:t>
+      </w:r>
+      <w:r>
+        <w:rPr>
+          <w:rFonts w:ascii="Times New Roman" w:hAnsi="Times New Roman" w:cs="Times New Roman"/>
+          <w:sz w:val="28"/>
+          <w:szCs w:val="28"/>
+        </w:rPr>
+        <w:t>)</w:t>
+      </w:r>
+    </w:p>
+    <w:p>
+      <w:pPr>
+        <w:pStyle w:val="a6"/>
+        <w:spacing w:after="0" w:line="360" w:lineRule="exact"/>
+        <w:ind w:left="0" w:firstLine="709"/>
+        <w:rPr>
+          <w:rFonts w:ascii="Times New Roman" w:hAnsi="Times New Roman" w:cs="Times New Roman"/>
+          <w:sz w:val="28"/>
+          <w:szCs w:val="28"/>
+        </w:rPr>
+      </w:pPr>
+    </w:p>
+    <w:p>
+      <w:pPr>
+        <w:pStyle w:val="a6"/>
+        <w:numPr>
+          <w:ilvl w:val="0"/>
+          <w:numId w:val="3"/>
+        </w:numPr>
+        <w:spacing w:after="0" w:line="360" w:lineRule="exact"/>
+        <w:ind w:left="0" w:firstLine="709"/>
+        <w:rPr>
+          <w:rFonts w:ascii="Times New Roman" w:hAnsi="Times New Roman" w:cs="Times New Roman"/>
+          <w:sz w:val="28"/>
+          <w:szCs w:val="28"/>
+        </w:rPr>
+      </w:pPr>
+      <w:r>
+        <w:rPr>
+          <w:rFonts w:ascii="Times New Roman" w:hAnsi="Times New Roman" w:cs="Times New Roman"/>
+          <w:color w:val="000000" w:themeColor="text1"/>
+          <w:sz w:val="28"/>
+          <w:szCs w:val="28"/>
+        </w:rPr>
+        <w:t>В каком суммарном размере взимались пошлины за 11 лет действия патента на изобретение исходя из ставок патентных пошлин, представленных в п.1 теоретических сведений, если пошлина за девятый год действия патента была уплачена только во второй половине девятого года?</w:t>
+      </w:r>
+    </w:p>
+    <w:p>
+      <w:pPr>
+        <w:spacing w:after="0" w:line="360" w:lineRule="exact"/>
+        <w:ind w:firstLine="709"/>
+        <w:rPr>
+          <w:rFonts w:ascii="Times New Roman" w:hAnsi="Times New Roman" w:cs="Times New Roman"/>
+          <w:i/>
+          <w:sz w:val="28"/>
+          <w:szCs w:val="28"/>
+        </w:rPr>
+      </w:pPr>
+      <w:r>
+        <w:rPr>
+          <w:rFonts w:ascii="Times New Roman" w:hAnsi="Times New Roman" w:cs="Times New Roman"/>
+          <w:i/>
+          <w:sz w:val="28"/>
+          <w:szCs w:val="28"/>
+        </w:rPr>
+        <w:t>Решение.</w:t>
+      </w:r>
+    </w:p>
+    <w:p>
+      <w:pPr>
+        <w:pStyle w:val="a7"/>
+      </w:pPr>
+      <w:r>
+        <w:t>Таблица 1 – Пошлины, взимаемые за года действия патента на изобретение</w:t>
+      </w:r>
+    </w:p>
+    <w:tbl>
+      <w:tblPr>
+        <w:tblStyle w:val="TableNormal"/>
+        <w:tblW w:w="9341" w:type="dxa"/>
+        <w:tblInd w:w="10" w:type="dxa"/>
+        <w:tblLayout w:type="fixed"/>
+        <w:tblLook w:val="04A0" w:firstRow="1" w:lastRow="0" w:firstColumn="1" w:lastColumn="0" w:noHBand="0" w:noVBand="1"/>
+      </w:tblPr>
+      <w:tblGrid>
+        <w:gridCol w:w="5386"/>
+        <w:gridCol w:w="3955"/>
+      </w:tblGrid>
+      <w:tr>
+        <w:trPr>
+          <w:trHeight w:val="335"/>
+        </w:trPr>
+        <w:tc>
+          <w:tcPr>
+            <w:tcW w:w="5386" w:type="dxa"/>
+            <w:tcBorders>
+              <w:top w:val="single" w:sz="4" w:space="0" w:color="auto"/>
+              <w:left w:val="single" w:sz="4" w:space="0" w:color="auto"/>
+              <w:bottom w:val="single" w:sz="4" w:space="0" w:color="auto"/>
+              <w:right w:val="single" w:sz="4" w:space="0" w:color="auto"/>
+            </w:tcBorders>
+            <w:vAlign w:val="center"/>
+          </w:tcPr>
+          <w:p>
+            <w:pPr>
+              <w:pStyle w:val="TableParagraph"/>
+              <w:spacing w:line="240" w:lineRule="auto"/>
+              <w:ind w:left="142"/>
+              <w:rPr>
+                <w:color w:val="000000" w:themeColor="text1"/>
+                <w:sz w:val="24"/>
+                <w:szCs w:val="24"/>
+                <w:lang w:val="ru-RU"/>
+              </w:rPr>
+            </w:pPr>
+            <w:r>
+              <w:rPr>
+                <w:color w:val="000000" w:themeColor="text1"/>
+                <w:sz w:val="24"/>
+                <w:szCs w:val="24"/>
+                <w:lang w:val="ru-RU"/>
+              </w:rPr>
+              <w:t xml:space="preserve">Поддержание в силе патента </w:t>
+            </w:r>
+          </w:p>
+          <w:p>
+            <w:pPr>
+              <w:pStyle w:val="TableParagraph"/>
+              <w:spacing w:line="240" w:lineRule="auto"/>
+              <w:ind w:left="142"/>
+              <w:rPr>
+                <w:color w:val="000000" w:themeColor="text1"/>
+                <w:sz w:val="24"/>
+                <w:szCs w:val="24"/>
+                <w:lang w:val="ru-RU"/>
+              </w:rPr>
+            </w:pPr>
+            <w:r>
+              <w:rPr>
+                <w:color w:val="000000" w:themeColor="text1"/>
+                <w:sz w:val="24"/>
+                <w:szCs w:val="24"/>
+                <w:lang w:val="ru-RU"/>
+              </w:rPr>
+              <w:t>на изобретение по годам</w:t>
+            </w:r>
+          </w:p>
+        </w:tc>
+        <w:tc>
+          <w:tcPr>
+            <w:tcW w:w="3955" w:type="dxa"/>
+            <w:tcBorders>
+              <w:top w:val="single" w:sz="4" w:space="0" w:color="auto"/>
+              <w:left w:val="single" w:sz="4" w:space="0" w:color="auto"/>
+              <w:bottom w:val="single" w:sz="4" w:space="0" w:color="auto"/>
+              <w:right w:val="single" w:sz="4" w:space="0" w:color="auto"/>
+            </w:tcBorders>
+            <w:vAlign w:val="center"/>
+          </w:tcPr>
+          <w:p>
+            <w:pPr>
+              <w:pStyle w:val="TableParagraph"/>
+              <w:spacing w:line="240" w:lineRule="auto"/>
+              <w:ind w:left="142"/>
+              <w:rPr>
+                <w:color w:val="000000" w:themeColor="text1"/>
+                <w:sz w:val="24"/>
+                <w:szCs w:val="24"/>
+                <w:lang w:val="ru-RU"/>
+              </w:rPr>
+            </w:pPr>
+            <w:r>
+              <w:rPr>
+                <w:color w:val="000000" w:themeColor="text1"/>
+                <w:sz w:val="24"/>
+                <w:szCs w:val="24"/>
+                <w:lang w:val="ru-RU"/>
+              </w:rPr>
+              <w:t>Ставка патентной пошлины, в базовых величинах</w:t>
+            </w:r>
+          </w:p>
+          <w:p>
+            <w:pPr>
+              <w:pStyle w:val="TableParagraph"/>
+              <w:spacing w:line="240" w:lineRule="auto"/>
+              <w:ind w:left="142"/>
+              <w:rPr>
+                <w:color w:val="000000" w:themeColor="text1"/>
+                <w:sz w:val="24"/>
+                <w:szCs w:val="24"/>
+              </w:rPr>
+            </w:pPr>
+            <w:r>
+              <w:rPr>
+                <w:color w:val="000000" w:themeColor="text1"/>
+                <w:sz w:val="24"/>
+                <w:szCs w:val="24"/>
+              </w:rPr>
+              <w:t>(</w:t>
+            </w:r>
+            <w:proofErr w:type="spellStart"/>
+            <w:r>
+              <w:rPr>
+                <w:color w:val="000000" w:themeColor="text1"/>
+                <w:sz w:val="24"/>
+                <w:szCs w:val="24"/>
+              </w:rPr>
+              <w:t>если</w:t>
+            </w:r>
+            <w:proofErr w:type="spellEnd"/>
+            <w:r>
+              <w:rPr>
+                <w:color w:val="000000" w:themeColor="text1"/>
+                <w:sz w:val="24"/>
+                <w:szCs w:val="24"/>
+              </w:rPr>
+              <w:t xml:space="preserve"> </w:t>
+            </w:r>
+            <w:proofErr w:type="spellStart"/>
+            <w:r>
+              <w:rPr>
+                <w:color w:val="000000" w:themeColor="text1"/>
+                <w:sz w:val="24"/>
+                <w:szCs w:val="24"/>
+              </w:rPr>
+              <w:t>не</w:t>
+            </w:r>
+            <w:proofErr w:type="spellEnd"/>
+            <w:r>
+              <w:rPr>
+                <w:color w:val="000000" w:themeColor="text1"/>
+                <w:sz w:val="24"/>
+                <w:szCs w:val="24"/>
+              </w:rPr>
+              <w:t xml:space="preserve"> </w:t>
+            </w:r>
+            <w:proofErr w:type="spellStart"/>
+            <w:r>
+              <w:rPr>
+                <w:color w:val="000000" w:themeColor="text1"/>
+                <w:sz w:val="24"/>
+                <w:szCs w:val="24"/>
+              </w:rPr>
+              <w:t>указано</w:t>
+            </w:r>
+            <w:proofErr w:type="spellEnd"/>
+            <w:r>
+              <w:rPr>
+                <w:color w:val="000000" w:themeColor="text1"/>
+                <w:sz w:val="24"/>
+                <w:szCs w:val="24"/>
+              </w:rPr>
+              <w:t xml:space="preserve"> </w:t>
+            </w:r>
+            <w:proofErr w:type="spellStart"/>
+            <w:r>
+              <w:rPr>
+                <w:color w:val="000000" w:themeColor="text1"/>
+                <w:sz w:val="24"/>
+                <w:szCs w:val="24"/>
+              </w:rPr>
+              <w:t>иное</w:t>
+            </w:r>
+            <w:proofErr w:type="spellEnd"/>
+            <w:r>
+              <w:rPr>
+                <w:color w:val="000000" w:themeColor="text1"/>
+                <w:sz w:val="24"/>
+                <w:szCs w:val="24"/>
+              </w:rPr>
+              <w:t>)</w:t>
+            </w:r>
+          </w:p>
+        </w:tc>
+      </w:tr>
+      <w:tr>
+        <w:trPr>
+          <w:trHeight w:val="335"/>
+        </w:trPr>
+        <w:tc>
+          <w:tcPr>
+            <w:tcW w:w="5386" w:type="dxa"/>
+            <w:tcBorders>
+              <w:top w:val="single" w:sz="4" w:space="0" w:color="auto"/>
+              <w:left w:val="single" w:sz="4" w:space="0" w:color="auto"/>
+              <w:bottom w:val="single" w:sz="4" w:space="0" w:color="auto"/>
+              <w:right w:val="single" w:sz="4" w:space="0" w:color="auto"/>
+            </w:tcBorders>
+            <w:vAlign w:val="center"/>
+          </w:tcPr>
+          <w:p>
+            <w:pPr>
+              <w:pStyle w:val="TableParagraph"/>
+              <w:spacing w:line="240" w:lineRule="auto"/>
+              <w:ind w:left="142"/>
+              <w:rPr>
+                <w:color w:val="000000" w:themeColor="text1"/>
+                <w:sz w:val="24"/>
+                <w:szCs w:val="24"/>
+              </w:rPr>
+            </w:pPr>
+            <w:r>
+              <w:rPr>
+                <w:color w:val="000000" w:themeColor="text1"/>
+                <w:sz w:val="24"/>
+                <w:szCs w:val="24"/>
+              </w:rPr>
+              <w:t>1, 2</w:t>
+            </w:r>
+          </w:p>
+        </w:tc>
+        <w:tc>
+          <w:tcPr>
+            <w:tcW w:w="3955" w:type="dxa"/>
+            <w:tcBorders>
+              <w:top w:val="single" w:sz="4" w:space="0" w:color="auto"/>
+              <w:left w:val="single" w:sz="4" w:space="0" w:color="auto"/>
+              <w:bottom w:val="single" w:sz="4" w:space="0" w:color="auto"/>
+              <w:right w:val="single" w:sz="4" w:space="0" w:color="auto"/>
+            </w:tcBorders>
+            <w:vAlign w:val="center"/>
+          </w:tcPr>
+          <w:p>
+            <w:pPr>
+              <w:pStyle w:val="TableParagraph"/>
+              <w:spacing w:line="240" w:lineRule="auto"/>
+              <w:ind w:left="142"/>
+              <w:rPr>
+                <w:color w:val="000000" w:themeColor="text1"/>
+                <w:sz w:val="24"/>
+                <w:szCs w:val="24"/>
+              </w:rPr>
+            </w:pPr>
+            <w:r>
+              <w:rPr>
+                <w:color w:val="000000" w:themeColor="text1"/>
+                <w:sz w:val="24"/>
+                <w:szCs w:val="24"/>
+              </w:rPr>
+              <w:t>0</w:t>
+            </w:r>
+          </w:p>
+        </w:tc>
+      </w:tr>
+      <w:tr>
+        <w:trPr>
+          <w:trHeight w:val="335"/>
+        </w:trPr>
+        <w:tc>
+          <w:tcPr>
+            <w:tcW w:w="5386" w:type="dxa"/>
+            <w:tcBorders>
+              <w:top w:val="single" w:sz="4" w:space="0" w:color="auto"/>
+              <w:left w:val="single" w:sz="4" w:space="0" w:color="auto"/>
+              <w:bottom w:val="single" w:sz="4" w:space="0" w:color="auto"/>
+              <w:right w:val="single" w:sz="4" w:space="0" w:color="auto"/>
+            </w:tcBorders>
+            <w:vAlign w:val="center"/>
+          </w:tcPr>
+          <w:p>
+            <w:pPr>
+              <w:pStyle w:val="TableParagraph"/>
+              <w:spacing w:line="240" w:lineRule="auto"/>
+              <w:ind w:left="142"/>
+              <w:rPr>
+                <w:color w:val="000000" w:themeColor="text1"/>
+                <w:sz w:val="24"/>
+                <w:szCs w:val="24"/>
+              </w:rPr>
+            </w:pPr>
+            <w:r>
+              <w:rPr>
+                <w:color w:val="000000" w:themeColor="text1"/>
+                <w:sz w:val="24"/>
+                <w:szCs w:val="24"/>
+              </w:rPr>
+              <w:t>3, 4</w:t>
+            </w:r>
+          </w:p>
+        </w:tc>
+        <w:tc>
+          <w:tcPr>
+            <w:tcW w:w="3955" w:type="dxa"/>
+            <w:tcBorders>
+              <w:top w:val="single" w:sz="4" w:space="0" w:color="auto"/>
+              <w:left w:val="single" w:sz="4" w:space="0" w:color="auto"/>
+              <w:bottom w:val="single" w:sz="4" w:space="0" w:color="auto"/>
+              <w:right w:val="single" w:sz="4" w:space="0" w:color="auto"/>
+            </w:tcBorders>
+            <w:vAlign w:val="center"/>
+          </w:tcPr>
+          <w:p>
+            <w:pPr>
+              <w:pStyle w:val="TableParagraph"/>
+              <w:spacing w:line="240" w:lineRule="auto"/>
+              <w:ind w:left="142"/>
+              <w:rPr>
+                <w:color w:val="000000" w:themeColor="text1"/>
+                <w:sz w:val="24"/>
+                <w:szCs w:val="24"/>
+              </w:rPr>
+            </w:pPr>
+            <w:r>
+              <w:rPr>
+                <w:color w:val="000000" w:themeColor="text1"/>
+                <w:sz w:val="24"/>
+                <w:szCs w:val="24"/>
+              </w:rPr>
+              <w:t>3,5</w:t>
+            </w:r>
+          </w:p>
+        </w:tc>
+      </w:tr>
+      <w:tr>
+        <w:trPr>
+          <w:trHeight w:val="335"/>
+        </w:trPr>
+        <w:tc>
+          <w:tcPr>
+            <w:tcW w:w="5386" w:type="dxa"/>
+            <w:tcBorders>
+              <w:top w:val="single" w:sz="4" w:space="0" w:color="auto"/>
+              <w:left w:val="single" w:sz="4" w:space="0" w:color="auto"/>
+              <w:bottom w:val="single" w:sz="4" w:space="0" w:color="auto"/>
+              <w:right w:val="single" w:sz="4" w:space="0" w:color="auto"/>
+            </w:tcBorders>
+            <w:vAlign w:val="center"/>
+          </w:tcPr>
+          <w:p>
+            <w:pPr>
+              <w:pStyle w:val="TableParagraph"/>
+              <w:spacing w:line="240" w:lineRule="auto"/>
+              <w:ind w:left="142"/>
+              <w:rPr>
+                <w:color w:val="000000" w:themeColor="text1"/>
+                <w:sz w:val="24"/>
+                <w:szCs w:val="24"/>
+              </w:rPr>
+            </w:pPr>
+            <w:r>
+              <w:rPr>
+                <w:color w:val="000000" w:themeColor="text1"/>
+                <w:sz w:val="24"/>
+                <w:szCs w:val="24"/>
+              </w:rPr>
+              <w:t>5, 6</w:t>
+            </w:r>
+          </w:p>
+        </w:tc>
+        <w:tc>
+          <w:tcPr>
+            <w:tcW w:w="3955" w:type="dxa"/>
+            <w:tcBorders>
+              <w:top w:val="single" w:sz="4" w:space="0" w:color="auto"/>
+              <w:left w:val="single" w:sz="4" w:space="0" w:color="auto"/>
+              <w:bottom w:val="single" w:sz="4" w:space="0" w:color="auto"/>
+              <w:right w:val="single" w:sz="4" w:space="0" w:color="auto"/>
+            </w:tcBorders>
+            <w:vAlign w:val="center"/>
+          </w:tcPr>
+          <w:p>
+            <w:pPr>
+              <w:pStyle w:val="TableParagraph"/>
+              <w:spacing w:line="240" w:lineRule="auto"/>
+              <w:ind w:left="142"/>
+              <w:rPr>
+                <w:color w:val="000000" w:themeColor="text1"/>
+                <w:sz w:val="24"/>
+                <w:szCs w:val="24"/>
+              </w:rPr>
+            </w:pPr>
+            <w:r>
+              <w:rPr>
+                <w:color w:val="000000" w:themeColor="text1"/>
+                <w:sz w:val="24"/>
+                <w:szCs w:val="24"/>
+              </w:rPr>
+              <w:t>5</w:t>
+            </w:r>
+          </w:p>
+        </w:tc>
+      </w:tr>
+      <w:tr>
+        <w:trPr>
+          <w:trHeight w:val="335"/>
+        </w:trPr>
+        <w:tc>
+          <w:tcPr>
+            <w:tcW w:w="5386" w:type="dxa"/>
+            <w:tcBorders>
+              <w:top w:val="single" w:sz="4" w:space="0" w:color="auto"/>
+              <w:left w:val="single" w:sz="4" w:space="0" w:color="auto"/>
+              <w:bottom w:val="single" w:sz="4" w:space="0" w:color="auto"/>
+              <w:right w:val="single" w:sz="4" w:space="0" w:color="auto"/>
+            </w:tcBorders>
+            <w:vAlign w:val="center"/>
+          </w:tcPr>
+          <w:p>
+            <w:pPr>
+              <w:pStyle w:val="TableParagraph"/>
+              <w:spacing w:line="240" w:lineRule="auto"/>
+              <w:ind w:left="142"/>
+              <w:rPr>
+                <w:color w:val="000000" w:themeColor="text1"/>
+                <w:sz w:val="24"/>
+                <w:szCs w:val="24"/>
+              </w:rPr>
+            </w:pPr>
+            <w:r>
+              <w:rPr>
+                <w:color w:val="000000" w:themeColor="text1"/>
+                <w:sz w:val="24"/>
+                <w:szCs w:val="24"/>
+              </w:rPr>
+              <w:t>7, 8</w:t>
+            </w:r>
+          </w:p>
+        </w:tc>
+        <w:tc>
+          <w:tcPr>
+            <w:tcW w:w="3955" w:type="dxa"/>
+            <w:tcBorders>
+              <w:top w:val="single" w:sz="4" w:space="0" w:color="auto"/>
+              <w:left w:val="single" w:sz="4" w:space="0" w:color="auto"/>
+              <w:bottom w:val="single" w:sz="4" w:space="0" w:color="auto"/>
+              <w:right w:val="single" w:sz="4" w:space="0" w:color="auto"/>
+            </w:tcBorders>
+            <w:vAlign w:val="center"/>
+          </w:tcPr>
+          <w:p>
+            <w:pPr>
+              <w:pStyle w:val="TableParagraph"/>
+              <w:spacing w:line="240" w:lineRule="auto"/>
+              <w:ind w:left="142"/>
+              <w:rPr>
+                <w:color w:val="000000" w:themeColor="text1"/>
+                <w:sz w:val="24"/>
+                <w:szCs w:val="24"/>
+              </w:rPr>
+            </w:pPr>
+            <w:r>
+              <w:rPr>
+                <w:color w:val="000000" w:themeColor="text1"/>
+                <w:sz w:val="24"/>
+                <w:szCs w:val="24"/>
+              </w:rPr>
+              <w:t>7</w:t>
+            </w:r>
+          </w:p>
+        </w:tc>
+      </w:tr>
+      <w:tr>
+        <w:trPr>
+          <w:trHeight w:val="335"/>
+        </w:trPr>
+        <w:tc>
+          <w:tcPr>
+            <w:tcW w:w="5386" w:type="dxa"/>
+            <w:tcBorders>
+              <w:top w:val="single" w:sz="4" w:space="0" w:color="auto"/>
+              <w:left w:val="single" w:sz="4" w:space="0" w:color="auto"/>
+              <w:bottom w:val="single" w:sz="4" w:space="0" w:color="auto"/>
+              <w:right w:val="single" w:sz="4" w:space="0" w:color="auto"/>
+            </w:tcBorders>
+            <w:vAlign w:val="center"/>
+          </w:tcPr>
+          <w:p>
+            <w:pPr>
+              <w:pStyle w:val="TableParagraph"/>
+              <w:spacing w:line="240" w:lineRule="auto"/>
+              <w:ind w:left="142"/>
+              <w:rPr>
+                <w:color w:val="000000" w:themeColor="text1"/>
+                <w:sz w:val="24"/>
+                <w:szCs w:val="24"/>
+              </w:rPr>
+            </w:pPr>
+            <w:r>
+              <w:rPr>
+                <w:color w:val="000000" w:themeColor="text1"/>
+                <w:sz w:val="24"/>
+                <w:szCs w:val="24"/>
+              </w:rPr>
+              <w:t>9, 10</w:t>
+            </w:r>
+          </w:p>
+        </w:tc>
+        <w:tc>
+          <w:tcPr>
+            <w:tcW w:w="3955" w:type="dxa"/>
+            <w:tcBorders>
+              <w:top w:val="single" w:sz="4" w:space="0" w:color="auto"/>
+              <w:left w:val="single" w:sz="4" w:space="0" w:color="auto"/>
+              <w:bottom w:val="single" w:sz="4" w:space="0" w:color="auto"/>
+              <w:right w:val="single" w:sz="4" w:space="0" w:color="auto"/>
+            </w:tcBorders>
+            <w:vAlign w:val="center"/>
+          </w:tcPr>
+          <w:p>
+            <w:pPr>
+              <w:pStyle w:val="TableParagraph"/>
+              <w:spacing w:line="240" w:lineRule="auto"/>
+              <w:ind w:left="142"/>
+              <w:rPr>
+                <w:color w:val="000000" w:themeColor="text1"/>
+                <w:sz w:val="24"/>
+                <w:szCs w:val="24"/>
+              </w:rPr>
+            </w:pPr>
+            <w:r>
+              <w:rPr>
+                <w:color w:val="000000" w:themeColor="text1"/>
+                <w:sz w:val="24"/>
+                <w:szCs w:val="24"/>
+              </w:rPr>
+              <w:t>8,5</w:t>
+            </w:r>
+          </w:p>
+        </w:tc>
+      </w:tr>
+      <w:tr>
+        <w:trPr>
+          <w:trHeight w:val="335"/>
+        </w:trPr>
+        <w:tc>
+          <w:tcPr>
+            <w:tcW w:w="5386" w:type="dxa"/>
+            <w:tcBorders>
+              <w:top w:val="single" w:sz="4" w:space="0" w:color="auto"/>
+              <w:left w:val="single" w:sz="4" w:space="0" w:color="auto"/>
+              <w:bottom w:val="single" w:sz="4" w:space="0" w:color="auto"/>
+              <w:right w:val="single" w:sz="4" w:space="0" w:color="auto"/>
+            </w:tcBorders>
+            <w:vAlign w:val="center"/>
+          </w:tcPr>
+          <w:p>
+            <w:pPr>
+              <w:pStyle w:val="TableParagraph"/>
+              <w:spacing w:line="240" w:lineRule="auto"/>
+              <w:ind w:left="142"/>
+              <w:rPr>
+                <w:color w:val="000000" w:themeColor="text1"/>
+                <w:sz w:val="24"/>
+                <w:szCs w:val="24"/>
+              </w:rPr>
+            </w:pPr>
+            <w:r>
+              <w:rPr>
+                <w:color w:val="000000" w:themeColor="text1"/>
+                <w:sz w:val="24"/>
+                <w:szCs w:val="24"/>
+              </w:rPr>
+              <w:t>11, 12</w:t>
+            </w:r>
+          </w:p>
+        </w:tc>
+        <w:tc>
+          <w:tcPr>
+            <w:tcW w:w="3955" w:type="dxa"/>
+            <w:tcBorders>
+              <w:top w:val="single" w:sz="4" w:space="0" w:color="auto"/>
+              <w:left w:val="single" w:sz="4" w:space="0" w:color="auto"/>
+              <w:bottom w:val="single" w:sz="4" w:space="0" w:color="auto"/>
+              <w:right w:val="single" w:sz="4" w:space="0" w:color="auto"/>
+            </w:tcBorders>
+            <w:vAlign w:val="center"/>
+          </w:tcPr>
+          <w:p>
+            <w:pPr>
+              <w:pStyle w:val="TableParagraph"/>
+              <w:spacing w:line="240" w:lineRule="auto"/>
+              <w:ind w:left="142"/>
+              <w:rPr>
+                <w:color w:val="000000" w:themeColor="text1"/>
+                <w:sz w:val="24"/>
+                <w:szCs w:val="24"/>
+              </w:rPr>
+            </w:pPr>
+            <w:r>
+              <w:rPr>
+                <w:color w:val="000000" w:themeColor="text1"/>
+                <w:sz w:val="24"/>
+                <w:szCs w:val="24"/>
+              </w:rPr>
+              <w:t>10</w:t>
+            </w:r>
+          </w:p>
+        </w:tc>
+      </w:tr>
+      <w:tr>
+        <w:trPr>
+          <w:trHeight w:val="336"/>
+        </w:trPr>
+        <w:tc>
+          <w:tcPr>
+            <w:tcW w:w="5386" w:type="dxa"/>
+            <w:tcBorders>
+              <w:top w:val="single" w:sz="4" w:space="0" w:color="auto"/>
+              <w:left w:val="single" w:sz="4" w:space="0" w:color="auto"/>
+              <w:bottom w:val="single" w:sz="4" w:space="0" w:color="auto"/>
+              <w:right w:val="single" w:sz="4" w:space="0" w:color="auto"/>
+            </w:tcBorders>
+            <w:vAlign w:val="center"/>
+          </w:tcPr>
+          <w:p>
+            <w:pPr>
+              <w:pStyle w:val="TableParagraph"/>
+              <w:spacing w:line="240" w:lineRule="auto"/>
+              <w:ind w:left="142"/>
+              <w:rPr>
+                <w:color w:val="000000" w:themeColor="text1"/>
+                <w:sz w:val="24"/>
+                <w:szCs w:val="24"/>
+              </w:rPr>
+            </w:pPr>
+            <w:r>
+              <w:rPr>
+                <w:color w:val="000000" w:themeColor="text1"/>
+                <w:sz w:val="24"/>
+                <w:szCs w:val="24"/>
+              </w:rPr>
+              <w:t>13, 14</w:t>
+            </w:r>
+          </w:p>
+        </w:tc>
+        <w:tc>
+          <w:tcPr>
+            <w:tcW w:w="3955" w:type="dxa"/>
+            <w:tcBorders>
+              <w:top w:val="single" w:sz="4" w:space="0" w:color="auto"/>
+              <w:left w:val="single" w:sz="4" w:space="0" w:color="auto"/>
+              <w:bottom w:val="single" w:sz="4" w:space="0" w:color="auto"/>
+              <w:right w:val="single" w:sz="4" w:space="0" w:color="auto"/>
+            </w:tcBorders>
+            <w:vAlign w:val="center"/>
+          </w:tcPr>
+          <w:p>
+            <w:pPr>
+              <w:pStyle w:val="TableParagraph"/>
+              <w:spacing w:line="240" w:lineRule="auto"/>
+              <w:ind w:left="142"/>
+              <w:rPr>
+                <w:color w:val="000000" w:themeColor="text1"/>
+                <w:sz w:val="24"/>
+                <w:szCs w:val="24"/>
+              </w:rPr>
+            </w:pPr>
+            <w:r>
+              <w:rPr>
+                <w:color w:val="000000" w:themeColor="text1"/>
+                <w:sz w:val="24"/>
+                <w:szCs w:val="24"/>
+              </w:rPr>
+              <w:t>12</w:t>
+            </w:r>
+          </w:p>
+        </w:tc>
+      </w:tr>
+      <w:tr>
+        <w:trPr>
+          <w:trHeight w:val="335"/>
+        </w:trPr>
+        <w:tc>
+          <w:tcPr>
+            <w:tcW w:w="5386" w:type="dxa"/>
+            <w:tcBorders>
+              <w:top w:val="single" w:sz="4" w:space="0" w:color="auto"/>
+              <w:left w:val="single" w:sz="4" w:space="0" w:color="auto"/>
+              <w:bottom w:val="single" w:sz="4" w:space="0" w:color="auto"/>
+              <w:right w:val="single" w:sz="4" w:space="0" w:color="auto"/>
+            </w:tcBorders>
+            <w:vAlign w:val="center"/>
+          </w:tcPr>
+          <w:p>
+            <w:pPr>
+              <w:pStyle w:val="TableParagraph"/>
+              <w:spacing w:line="240" w:lineRule="auto"/>
+              <w:ind w:left="142"/>
+              <w:rPr>
+                <w:color w:val="000000" w:themeColor="text1"/>
+                <w:sz w:val="24"/>
+                <w:szCs w:val="24"/>
+              </w:rPr>
+            </w:pPr>
+            <w:r>
+              <w:rPr>
+                <w:color w:val="000000" w:themeColor="text1"/>
+                <w:sz w:val="24"/>
+                <w:szCs w:val="24"/>
+              </w:rPr>
+              <w:t>15, 16</w:t>
+            </w:r>
+          </w:p>
+        </w:tc>
+        <w:tc>
+          <w:tcPr>
+            <w:tcW w:w="3955" w:type="dxa"/>
+            <w:tcBorders>
+              <w:top w:val="single" w:sz="4" w:space="0" w:color="auto"/>
+              <w:left w:val="single" w:sz="4" w:space="0" w:color="auto"/>
+              <w:bottom w:val="single" w:sz="4" w:space="0" w:color="auto"/>
+              <w:right w:val="single" w:sz="4" w:space="0" w:color="auto"/>
+            </w:tcBorders>
+            <w:vAlign w:val="center"/>
+          </w:tcPr>
+          <w:p>
+            <w:pPr>
+              <w:pStyle w:val="TableParagraph"/>
+              <w:spacing w:line="240" w:lineRule="auto"/>
+              <w:ind w:left="142"/>
+              <w:rPr>
+                <w:color w:val="000000" w:themeColor="text1"/>
+                <w:sz w:val="24"/>
+                <w:szCs w:val="24"/>
+              </w:rPr>
+            </w:pPr>
+            <w:r>
+              <w:rPr>
+                <w:color w:val="000000" w:themeColor="text1"/>
+                <w:sz w:val="24"/>
+                <w:szCs w:val="24"/>
+              </w:rPr>
+              <w:t>13,5</w:t>
+            </w:r>
+          </w:p>
+        </w:tc>
+      </w:tr>
+      <w:tr>
+        <w:trPr>
+          <w:trHeight w:val="335"/>
+        </w:trPr>
+        <w:tc>
+          <w:tcPr>
+            <w:tcW w:w="5386" w:type="dxa"/>
+            <w:tcBorders>
+              <w:top w:val="single" w:sz="4" w:space="0" w:color="auto"/>
+              <w:left w:val="single" w:sz="4" w:space="0" w:color="auto"/>
+              <w:bottom w:val="single" w:sz="4" w:space="0" w:color="auto"/>
+              <w:right w:val="single" w:sz="4" w:space="0" w:color="auto"/>
+            </w:tcBorders>
+            <w:vAlign w:val="center"/>
+          </w:tcPr>
+          <w:p>
+            <w:pPr>
+              <w:pStyle w:val="TableParagraph"/>
+              <w:spacing w:line="240" w:lineRule="auto"/>
+              <w:ind w:left="142"/>
+              <w:rPr>
+                <w:color w:val="000000" w:themeColor="text1"/>
+                <w:sz w:val="24"/>
+                <w:szCs w:val="24"/>
+              </w:rPr>
+            </w:pPr>
+            <w:r>
+              <w:rPr>
+                <w:color w:val="000000" w:themeColor="text1"/>
+                <w:sz w:val="24"/>
+                <w:szCs w:val="24"/>
+              </w:rPr>
+              <w:t>17, 18</w:t>
+            </w:r>
+          </w:p>
+        </w:tc>
+        <w:tc>
+          <w:tcPr>
+            <w:tcW w:w="3955" w:type="dxa"/>
+            <w:tcBorders>
+              <w:top w:val="single" w:sz="4" w:space="0" w:color="auto"/>
+              <w:left w:val="single" w:sz="4" w:space="0" w:color="auto"/>
+              <w:bottom w:val="single" w:sz="4" w:space="0" w:color="auto"/>
+              <w:right w:val="single" w:sz="4" w:space="0" w:color="auto"/>
+            </w:tcBorders>
+            <w:vAlign w:val="center"/>
+          </w:tcPr>
+          <w:p>
+            <w:pPr>
+              <w:pStyle w:val="TableParagraph"/>
+              <w:spacing w:line="240" w:lineRule="auto"/>
+              <w:ind w:left="142"/>
+              <w:rPr>
+                <w:color w:val="000000" w:themeColor="text1"/>
+                <w:sz w:val="24"/>
+                <w:szCs w:val="24"/>
+              </w:rPr>
+            </w:pPr>
+            <w:r>
+              <w:rPr>
+                <w:color w:val="000000" w:themeColor="text1"/>
+                <w:sz w:val="24"/>
+                <w:szCs w:val="24"/>
+              </w:rPr>
+              <w:t>15,5</w:t>
+            </w:r>
+          </w:p>
+        </w:tc>
+      </w:tr>
+      <w:tr>
+        <w:trPr>
+          <w:trHeight w:val="335"/>
+        </w:trPr>
+        <w:tc>
+          <w:tcPr>
+            <w:tcW w:w="5386" w:type="dxa"/>
+            <w:tcBorders>
+              <w:top w:val="single" w:sz="4" w:space="0" w:color="auto"/>
+              <w:left w:val="single" w:sz="4" w:space="0" w:color="auto"/>
+              <w:bottom w:val="single" w:sz="4" w:space="0" w:color="auto"/>
+              <w:right w:val="single" w:sz="4" w:space="0" w:color="auto"/>
+            </w:tcBorders>
+            <w:vAlign w:val="center"/>
+          </w:tcPr>
+          <w:p>
+            <w:pPr>
+              <w:pStyle w:val="TableParagraph"/>
+              <w:spacing w:line="240" w:lineRule="auto"/>
+              <w:ind w:left="142"/>
+              <w:rPr>
+                <w:color w:val="000000" w:themeColor="text1"/>
+                <w:sz w:val="24"/>
+                <w:szCs w:val="24"/>
+              </w:rPr>
+            </w:pPr>
+            <w:r>
+              <w:rPr>
+                <w:color w:val="000000" w:themeColor="text1"/>
+                <w:sz w:val="24"/>
+                <w:szCs w:val="24"/>
+              </w:rPr>
+              <w:t>19, 20</w:t>
+            </w:r>
+          </w:p>
+        </w:tc>
+        <w:tc>
+          <w:tcPr>
+            <w:tcW w:w="3955" w:type="dxa"/>
+            <w:tcBorders>
+              <w:top w:val="single" w:sz="4" w:space="0" w:color="auto"/>
+              <w:left w:val="single" w:sz="4" w:space="0" w:color="auto"/>
+              <w:bottom w:val="single" w:sz="4" w:space="0" w:color="auto"/>
+              <w:right w:val="single" w:sz="4" w:space="0" w:color="auto"/>
+            </w:tcBorders>
+            <w:vAlign w:val="center"/>
+          </w:tcPr>
+          <w:p>
+            <w:pPr>
+              <w:pStyle w:val="TableParagraph"/>
+              <w:spacing w:line="240" w:lineRule="auto"/>
+              <w:ind w:left="142"/>
+              <w:rPr>
+                <w:color w:val="000000" w:themeColor="text1"/>
+                <w:sz w:val="24"/>
+                <w:szCs w:val="24"/>
+              </w:rPr>
+            </w:pPr>
+            <w:r>
+              <w:rPr>
+                <w:color w:val="000000" w:themeColor="text1"/>
+                <w:sz w:val="24"/>
+                <w:szCs w:val="24"/>
+              </w:rPr>
+              <w:t>17</w:t>
+            </w:r>
+          </w:p>
+        </w:tc>
+      </w:tr>
+      <w:tr>
+        <w:trPr>
+          <w:trHeight w:val="335"/>
+        </w:trPr>
+        <w:tc>
+          <w:tcPr>
+            <w:tcW w:w="5386" w:type="dxa"/>
+            <w:tcBorders>
+              <w:top w:val="single" w:sz="4" w:space="0" w:color="auto"/>
+              <w:left w:val="single" w:sz="4" w:space="0" w:color="auto"/>
+              <w:bottom w:val="single" w:sz="4" w:space="0" w:color="auto"/>
+              <w:right w:val="single" w:sz="4" w:space="0" w:color="auto"/>
+            </w:tcBorders>
+            <w:vAlign w:val="center"/>
+          </w:tcPr>
+          <w:p>
+            <w:pPr>
+              <w:pStyle w:val="TableParagraph"/>
+              <w:spacing w:line="240" w:lineRule="auto"/>
+              <w:ind w:left="142"/>
+              <w:rPr>
+                <w:color w:val="000000" w:themeColor="text1"/>
+                <w:sz w:val="24"/>
+                <w:szCs w:val="24"/>
+              </w:rPr>
+            </w:pPr>
+            <w:r>
+              <w:rPr>
+                <w:color w:val="000000" w:themeColor="text1"/>
+                <w:sz w:val="24"/>
+                <w:szCs w:val="24"/>
+              </w:rPr>
+              <w:t>21, 22, 23, 24, 25</w:t>
+            </w:r>
+          </w:p>
+        </w:tc>
+        <w:tc>
+          <w:tcPr>
+            <w:tcW w:w="3955" w:type="dxa"/>
+            <w:tcBorders>
+              <w:top w:val="single" w:sz="4" w:space="0" w:color="auto"/>
+              <w:left w:val="single" w:sz="4" w:space="0" w:color="auto"/>
+              <w:bottom w:val="single" w:sz="4" w:space="0" w:color="auto"/>
+              <w:right w:val="single" w:sz="4" w:space="0" w:color="auto"/>
+            </w:tcBorders>
+            <w:vAlign w:val="center"/>
+          </w:tcPr>
+          <w:p>
+            <w:pPr>
+              <w:pStyle w:val="TableParagraph"/>
+              <w:spacing w:line="240" w:lineRule="auto"/>
+              <w:ind w:left="142"/>
+              <w:rPr>
+                <w:color w:val="000000" w:themeColor="text1"/>
+                <w:sz w:val="24"/>
+                <w:szCs w:val="24"/>
+              </w:rPr>
+            </w:pPr>
+            <w:r>
+              <w:rPr>
+                <w:color w:val="000000" w:themeColor="text1"/>
+                <w:sz w:val="24"/>
+                <w:szCs w:val="24"/>
+              </w:rPr>
+              <w:t>23</w:t>
+            </w:r>
+          </w:p>
+        </w:tc>
+      </w:tr>
+    </w:tbl>
+    <w:p>
+      <w:pPr>
+        <w:spacing w:after="120" w:line="360" w:lineRule="exact"/>
+        <w:ind w:firstLine="709"/>
+        <w:rPr>
+          <w:rFonts w:ascii="Times New Roman" w:hAnsi="Times New Roman" w:cs="Times New Roman"/>
+          <w:sz w:val="28"/>
+          <w:szCs w:val="28"/>
+        </w:rPr>
+      </w:pPr>
+      <w:r>
+        <w:rPr>
+          <w:rFonts w:ascii="Times New Roman" w:hAnsi="Times New Roman" w:cs="Times New Roman"/>
+          <w:sz w:val="28"/>
+          <w:szCs w:val="28"/>
+        </w:rPr>
+        <w:lastRenderedPageBreak/>
+        <w:t xml:space="preserve">Так как пошлина за продление действия патента на 9-ый год была уплачена только во второй половине 9-ого года, значит срок предоставления документа истек и патент был аннулирован. В таком случает за 9-ый год пошлина была увеличена на 50%, а </w:t>
+      </w:r>
+      <w:proofErr w:type="gramStart"/>
+      <w:r>
+        <w:rPr>
+          <w:rFonts w:ascii="Times New Roman" w:hAnsi="Times New Roman" w:cs="Times New Roman"/>
+          <w:sz w:val="28"/>
+          <w:szCs w:val="28"/>
+        </w:rPr>
+        <w:t>так же</w:t>
+      </w:r>
+      <w:proofErr w:type="gramEnd"/>
+      <w:r>
+        <w:rPr>
+          <w:rFonts w:ascii="Times New Roman" w:hAnsi="Times New Roman" w:cs="Times New Roman"/>
+          <w:sz w:val="28"/>
+          <w:szCs w:val="28"/>
+        </w:rPr>
+        <w:t xml:space="preserve"> добавилась пошлина за </w:t>
+      </w:r>
+      <w:r>
+        <w:rPr>
+          <w:rFonts w:ascii="Times New Roman" w:hAnsi="Times New Roman" w:cs="Times New Roman"/>
+          <w:sz w:val="28"/>
+          <w:szCs w:val="28"/>
+          <w:lang w:bidi="ru-RU"/>
+        </w:rPr>
+        <w:t>в</w:t>
+      </w:r>
+      <w:r>
+        <w:rPr>
+          <w:rFonts w:ascii="Times New Roman" w:hAnsi="Times New Roman" w:cs="Times New Roman"/>
+          <w:sz w:val="28"/>
+          <w:szCs w:val="28"/>
+          <w:lang w:bidi="ru-RU"/>
+        </w:rPr>
+        <w:t>осстановление действия патента на изобретение</w:t>
+      </w:r>
+      <w:r>
+        <w:rPr>
+          <w:rFonts w:ascii="Times New Roman" w:hAnsi="Times New Roman" w:cs="Times New Roman"/>
+          <w:sz w:val="28"/>
+          <w:szCs w:val="28"/>
+          <w:lang w:bidi="ru-RU"/>
+        </w:rPr>
+        <w:t>, которая составляет 13,5 БВ.</w:t>
+      </w:r>
+      <w:r>
+        <w:rPr>
+          <w:rFonts w:ascii="Times New Roman" w:hAnsi="Times New Roman" w:cs="Times New Roman"/>
+          <w:sz w:val="28"/>
+          <w:szCs w:val="28"/>
+        </w:rPr>
+        <w:t xml:space="preserve"> </w:t>
+      </w:r>
+      <w:r>
+        <w:rPr>
+          <w:rFonts w:ascii="Times New Roman" w:hAnsi="Times New Roman" w:cs="Times New Roman"/>
+          <w:sz w:val="28"/>
+          <w:szCs w:val="28"/>
+        </w:rPr>
+        <w:t xml:space="preserve">Исходя </w:t>
+      </w:r>
+      <w:r>
+        <w:rPr>
+          <w:rFonts w:ascii="Times New Roman" w:hAnsi="Times New Roman" w:cs="Times New Roman"/>
+          <w:sz w:val="28"/>
+          <w:szCs w:val="28"/>
+        </w:rPr>
+        <w:t>из таблицы 1 и условия оплаты пошлины в течении 11 лет суммарный размер пошлины равен</w:t>
+      </w:r>
+      <w:r>
+        <w:rPr>
+          <w:rFonts w:ascii="Times New Roman" w:hAnsi="Times New Roman" w:cs="Times New Roman"/>
+          <w:sz w:val="28"/>
+          <w:szCs w:val="28"/>
+        </w:rPr>
+        <w:t>:</w:t>
+      </w:r>
+    </w:p>
+    <w:p>
+      <w:pPr>
+        <w:spacing w:after="120" w:line="360" w:lineRule="exact"/>
+        <w:rPr>
+          <w:rFonts w:ascii="Times New Roman" w:hAnsi="Times New Roman" w:cs="Times New Roman"/>
+          <w:sz w:val="28"/>
+          <w:szCs w:val="28"/>
+        </w:rPr>
+      </w:pPr>
+      <w:r>
+        <w:rPr>
+          <w:rFonts w:ascii="Times New Roman" w:hAnsi="Times New Roman" w:cs="Times New Roman"/>
+          <w:sz w:val="28"/>
+          <w:szCs w:val="28"/>
+        </w:rPr>
+        <w:t>(3</w:t>
+      </w:r>
+      <w:r>
+        <w:rPr>
+          <w:rFonts w:ascii="Times New Roman" w:hAnsi="Times New Roman" w:cs="Times New Roman"/>
+          <w:sz w:val="28"/>
+          <w:szCs w:val="28"/>
+        </w:rPr>
+        <w:t>,5</w:t>
+      </w:r>
+      <w:r>
+        <w:rPr>
+          <w:rFonts w:ascii="Times New Roman" w:hAnsi="Times New Roman" w:cs="Times New Roman"/>
+          <w:sz w:val="28"/>
+          <w:szCs w:val="28"/>
+        </w:rPr>
+        <w:t xml:space="preserve"> + 5 + 7)</w:t>
+      </w:r>
+      <w:r>
+        <w:rPr>
+          <w:rFonts w:ascii="Times New Roman" w:hAnsi="Times New Roman" w:cs="Times New Roman"/>
+          <w:sz w:val="28"/>
+          <w:szCs w:val="28"/>
+        </w:rPr>
+        <w:t xml:space="preserve"> </w:t>
+      </w:r>
+      <w:r>
+        <w:rPr>
+          <w:rFonts w:ascii="Times New Roman" w:hAnsi="Times New Roman" w:cs="Times New Roman"/>
+          <w:sz w:val="28"/>
+          <w:szCs w:val="28"/>
+        </w:rPr>
+        <w:t>×</w:t>
+      </w:r>
+      <w:r>
+        <w:rPr>
+          <w:rFonts w:ascii="Times New Roman" w:hAnsi="Times New Roman" w:cs="Times New Roman"/>
+          <w:sz w:val="28"/>
+          <w:szCs w:val="28"/>
+        </w:rPr>
+        <w:t xml:space="preserve"> 2 </w:t>
+      </w:r>
+      <w:r>
+        <w:rPr>
+          <w:rFonts w:ascii="Times New Roman" w:hAnsi="Times New Roman" w:cs="Times New Roman"/>
+          <w:sz w:val="28"/>
+          <w:szCs w:val="28"/>
+        </w:rPr>
+        <w:t xml:space="preserve">+ </w:t>
+      </w:r>
+      <w:r>
+        <w:rPr>
+          <w:rFonts w:ascii="Times New Roman" w:hAnsi="Times New Roman" w:cs="Times New Roman"/>
+          <w:sz w:val="28"/>
+          <w:szCs w:val="28"/>
+        </w:rPr>
+        <w:t>(</w:t>
+      </w:r>
+      <w:r>
+        <w:rPr>
+          <w:rFonts w:ascii="Times New Roman" w:hAnsi="Times New Roman" w:cs="Times New Roman"/>
+          <w:sz w:val="28"/>
+          <w:szCs w:val="28"/>
+        </w:rPr>
+        <w:t>8,5</w:t>
+      </w:r>
+      <w:r>
+        <w:rPr>
+          <w:rFonts w:ascii="Times New Roman" w:hAnsi="Times New Roman" w:cs="Times New Roman"/>
+          <w:sz w:val="28"/>
+          <w:szCs w:val="28"/>
+        </w:rPr>
+        <w:t xml:space="preserve"> </w:t>
+      </w:r>
+      <w:r>
+        <w:rPr>
+          <w:rFonts w:ascii="Times New Roman" w:hAnsi="Times New Roman" w:cs="Times New Roman"/>
+          <w:sz w:val="28"/>
+          <w:szCs w:val="28"/>
+        </w:rPr>
+        <w:t>×</w:t>
+      </w:r>
+      <w:r>
+        <w:rPr>
+          <w:rFonts w:ascii="Times New Roman" w:hAnsi="Times New Roman" w:cs="Times New Roman"/>
+          <w:sz w:val="28"/>
+          <w:szCs w:val="28"/>
+        </w:rPr>
+        <w:t xml:space="preserve"> 1,5</w:t>
+      </w:r>
+      <w:r>
+        <w:rPr>
+          <w:rFonts w:ascii="Times New Roman" w:hAnsi="Times New Roman" w:cs="Times New Roman"/>
+          <w:sz w:val="28"/>
+          <w:szCs w:val="28"/>
+        </w:rPr>
+        <w:t xml:space="preserve"> + 13,5)</w:t>
+      </w:r>
+      <w:r>
+        <w:rPr>
+          <w:rFonts w:ascii="Times New Roman" w:hAnsi="Times New Roman" w:cs="Times New Roman"/>
+          <w:sz w:val="28"/>
+          <w:szCs w:val="28"/>
+        </w:rPr>
+        <w:t xml:space="preserve"> + 8.5</w:t>
+      </w:r>
+      <w:r>
+        <w:rPr>
+          <w:rFonts w:ascii="Times New Roman" w:hAnsi="Times New Roman" w:cs="Times New Roman"/>
+          <w:sz w:val="28"/>
+          <w:szCs w:val="28"/>
+        </w:rPr>
+        <w:t xml:space="preserve"> </w:t>
+      </w:r>
+      <w:r>
+        <w:rPr>
+          <w:rFonts w:ascii="Times New Roman" w:hAnsi="Times New Roman" w:cs="Times New Roman"/>
+          <w:sz w:val="28"/>
+          <w:szCs w:val="28"/>
+        </w:rPr>
+        <w:t>+ 10 = 75,75 БВ (</w:t>
+      </w:r>
+      <w:r>
+        <w:rPr>
+          <w:rFonts w:ascii="Times New Roman" w:hAnsi="Times New Roman" w:cs="Times New Roman"/>
+          <w:sz w:val="28"/>
+          <w:szCs w:val="28"/>
+        </w:rPr>
+        <w:t>3181</w:t>
+      </w:r>
+      <w:r>
+        <w:rPr>
+          <w:rFonts w:ascii="Times New Roman" w:hAnsi="Times New Roman" w:cs="Times New Roman"/>
+          <w:sz w:val="28"/>
+          <w:szCs w:val="28"/>
+        </w:rPr>
+        <w:t>.5</w:t>
+      </w:r>
+      <w:r>
+        <w:rPr>
+          <w:rFonts w:ascii="Times New Roman" w:hAnsi="Times New Roman" w:cs="Times New Roman"/>
+          <w:sz w:val="28"/>
+          <w:szCs w:val="28"/>
+        </w:rPr>
+        <w:t> бел. </w:t>
+      </w:r>
+      <w:r>
+        <w:rPr>
+          <w:rFonts w:ascii="Times New Roman" w:hAnsi="Times New Roman" w:cs="Times New Roman"/>
+          <w:sz w:val="28"/>
+          <w:szCs w:val="28"/>
+        </w:rPr>
+        <w:t>руб.)</w:t>
+      </w:r>
+    </w:p>
+    <w:p>
+      <w:pPr>
+        <w:pStyle w:val="a6"/>
+        <w:spacing w:after="0" w:line="360" w:lineRule="exact"/>
+        <w:ind w:left="0" w:firstLine="709"/>
+        <w:rPr>
+          <w:rFonts w:ascii="Times New Roman" w:hAnsi="Times New Roman" w:cs="Times New Roman"/>
+          <w:sz w:val="28"/>
+          <w:szCs w:val="28"/>
+        </w:rPr>
+      </w:pPr>
+      <w:r>
+        <w:rPr>
+          <w:rFonts w:ascii="Times New Roman" w:hAnsi="Times New Roman" w:cs="Times New Roman"/>
+          <w:sz w:val="28"/>
+          <w:szCs w:val="28"/>
+        </w:rPr>
+        <w:t>Ответ</w:t>
+      </w:r>
+      <w:r>
+        <w:rPr>
+          <w:rFonts w:ascii="Times New Roman" w:hAnsi="Times New Roman" w:cs="Times New Roman"/>
+          <w:sz w:val="28"/>
+          <w:szCs w:val="28"/>
+        </w:rPr>
+        <w:t xml:space="preserve">: </w:t>
+      </w:r>
+      <w:r>
+        <w:rPr>
+          <w:rFonts w:ascii="Times New Roman" w:hAnsi="Times New Roman" w:cs="Times New Roman"/>
+          <w:sz w:val="28"/>
+          <w:szCs w:val="28"/>
+        </w:rPr>
+        <w:t>75,75 БВ (</w:t>
+      </w:r>
+      <w:r>
+        <w:rPr>
+          <w:rFonts w:ascii="Times New Roman" w:hAnsi="Times New Roman" w:cs="Times New Roman"/>
+          <w:sz w:val="28"/>
+          <w:szCs w:val="28"/>
+        </w:rPr>
+        <w:t>3181</w:t>
+      </w:r>
+      <w:r>
+        <w:rPr>
+          <w:rFonts w:ascii="Times New Roman" w:hAnsi="Times New Roman" w:cs="Times New Roman"/>
+          <w:sz w:val="28"/>
+          <w:szCs w:val="28"/>
+        </w:rPr>
+        <w:t>.5</w:t>
+      </w:r>
+      <w:r>
+        <w:rPr>
+          <w:rFonts w:ascii="Times New Roman" w:hAnsi="Times New Roman" w:cs="Times New Roman"/>
+          <w:sz w:val="28"/>
+          <w:szCs w:val="28"/>
+        </w:rPr>
+        <w:t> </w:t>
+      </w:r>
+      <w:r>
+        <w:rPr>
+          <w:rFonts w:ascii="Times New Roman" w:hAnsi="Times New Roman" w:cs="Times New Roman"/>
+          <w:sz w:val="28"/>
+          <w:szCs w:val="28"/>
+        </w:rPr>
+        <w:t>бел. руб.)</w:t>
+      </w:r>
+    </w:p>
+    <w:p>
+      <w:pPr>
+        <w:spacing w:after="0" w:line="360" w:lineRule="exact"/>
+        <w:rPr>
+          <w:rFonts w:ascii="Times New Roman" w:hAnsi="Times New Roman" w:cs="Times New Roman"/>
+          <w:sz w:val="28"/>
+          <w:szCs w:val="28"/>
+        </w:rPr>
+      </w:pPr>
+    </w:p>
+    <w:p>
+      <w:pPr>
+        <w:spacing w:after="0" w:line="360" w:lineRule="exact"/>
+        <w:ind w:firstLine="709"/>
+        <w:rPr>
+          <w:rFonts w:ascii="Times New Roman" w:hAnsi="Times New Roman" w:cs="Times New Roman"/>
+          <w:sz w:val="28"/>
+          <w:szCs w:val="28"/>
+        </w:rPr>
+      </w:pPr>
+      <w:r>
+        <w:rPr>
+          <w:rFonts w:ascii="Times New Roman" w:hAnsi="Times New Roman" w:cs="Times New Roman"/>
+          <w:sz w:val="28"/>
+          <w:szCs w:val="28"/>
+        </w:rPr>
+        <w:br/>
+      </w:r>
     </w:p>
     <w:sectPr>
+      <w:footerReference w:type="default" r:id="rId8"/>
       <w:pgSz w:w="11906" w:h="16838"/>
-      <w:pgMar w:top="1134" w:right="850" w:bottom="1134" w:left="1701" w:header="708" w:footer="708" w:gutter="0"/>
+      <w:pgMar w:top="1134" w:right="850" w:bottom="1134" w:left="1701" w:header="708" w:footer="567" w:gutter="0"/>
       <w:cols w:space="708"/>
+      <w:titlePg/>
       <w:docGrid w:linePitch="360"/>
     </w:sectPr>
   </w:body>
 </w:document>
 </file>
 
+<file path=word/endnotes.xml><?xml version="1.0" encoding="utf-8"?>
+<w:endnotes xmlns:wpc="http://schemas.microsoft.com/office/word/2010/wordprocessingCanvas" xmlns:cx="http://schemas.microsoft.com/office/drawing/2014/chartex" xmlns:cx1="http://schemas.microsoft.com/office/drawing/2015/9/8/chartex" xmlns:cx2="http://schemas.microsoft.com/office/drawing/2015/10/21/chartex" xmlns:cx3="http://schemas.microsoft.com/office/drawing/2016/5/9/chartex" xmlns:cx4="http://schemas.microsoft.com/office/drawing/2016/5/10/chartex" xmlns:cx5="http://schemas.microsoft.com/office/drawing/2016/5/11/chartex" xmlns:cx6="http://schemas.microsoft.com/office/drawing/2016/5/12/chartex" xmlns:cx7="http://schemas.microsoft.com/office/drawing/2016/5/13/chartex" xmlns:cx8="http://schemas.microsoft.com/office/drawing/2016/5/14/chartex" xmlns:mc="http://schemas.openxmlformats.org/markup-compatibility/2006" xmlns:aink="http://schemas.microsoft.com/office/drawing/2016/ink" xmlns:am3d="http://schemas.microsoft.com/office/drawing/2017/model3d" xmlns:o="urn:schemas-microsoft-com:office:office" xmlns:oel="http://schemas.microsoft.com/office/2019/extlst" xmlns:r="http://schemas.openxmlformats.org/officeDocument/2006/relationships" xmlns:m="http://schemas.openxmlformats.org/officeDocument/2006/math" xmlns:v="urn:schemas-microsoft-com:vml" xmlns:wp14="http://schemas.microsoft.com/office/word/2010/wordprocessingDrawing" xmlns:wp="http://schemas.openxmlformats.org/drawingml/2006/wordprocessingDrawing" xmlns:w10="urn:schemas-microsoft-com:office:word" xmlns:w="http://schemas.openxmlformats.org/wordprocessingml/2006/main" xmlns:w14="http://schemas.microsoft.com/office/word/2010/wordml" xmlns:w15="http://schemas.microsoft.com/office/word/2012/wordml" xmlns:w16cex="http://schemas.microsoft.com/office/word/2018/wordml/cex" xmlns:w16cid="http://schemas.microsoft.com/office/word/2016/wordml/cid" xmlns:w16="http://schemas.microsoft.com/office/word/2018/wordml" xmlns:w16du="http://schemas.microsoft.com/office/word/2023/wordml/word16du" xmlns:w16sdtdh="http://schemas.microsoft.com/office/word/2020/wordml/sdtdatahash" xmlns:w16se="http://schemas.microsoft.com/office/word/2015/wordml/symex" xmlns:wpg="http://schemas.microsoft.com/office/word/2010/wordprocessingGroup" xmlns:wpi="http://schemas.microsoft.com/office/word/2010/wordprocessingInk" xmlns:wne="http://schemas.microsoft.com/office/word/2006/wordml" xmlns:wps="http://schemas.microsoft.com/office/word/2010/wordprocessingShape" mc:Ignorable="w14 w15 w16se w16cid w16 w16cex w16sdtdh w16du wp14">
+  <w:endnote w:type="separator" w:id="-1">
+    <w:p>
+      <w:pPr>
+        <w:spacing w:after="0" w:line="240" w:lineRule="auto"/>
+      </w:pPr>
+      <w:r>
+        <w:separator/>
+      </w:r>
+    </w:p>
+  </w:endnote>
+  <w:endnote w:type="continuationSeparator" w:id="0">
+    <w:p>
+      <w:pPr>
+        <w:spacing w:after="0" w:line="240" w:lineRule="auto"/>
+      </w:pPr>
+      <w:r>
+        <w:continuationSeparator/>
+      </w:r>
+    </w:p>
+  </w:endnote>
+</w:endnotes>
+</file>
+
+<file path=word/footer1.xml><?xml version="1.0" encoding="utf-8"?>
+<w:ftr xmlns:wpc="http://schemas.microsoft.com/office/word/2010/wordprocessingCanvas" xmlns:cx="http://schemas.microsoft.com/office/drawing/2014/chartex" xmlns:cx1="http://schemas.microsoft.com/office/drawing/2015/9/8/chartex" xmlns:cx2="http://schemas.microsoft.com/office/drawing/2015/10/21/chartex" xmlns:cx3="http://schemas.microsoft.com/office/drawing/2016/5/9/chartex" xmlns:cx4="http://schemas.microsoft.com/office/drawing/2016/5/10/chartex" xmlns:cx5="http://schemas.microsoft.com/office/drawing/2016/5/11/chartex" xmlns:cx6="http://schemas.microsoft.com/office/drawing/2016/5/12/chartex" xmlns:cx7="http://schemas.microsoft.com/office/drawing/2016/5/13/chartex" xmlns:cx8="http://schemas.microsoft.com/office/drawing/2016/5/14/chartex" xmlns:mc="http://schemas.openxmlformats.org/markup-compatibility/2006" xmlns:aink="http://schemas.microsoft.com/office/drawing/2016/ink" xmlns:am3d="http://schemas.microsoft.com/office/drawing/2017/model3d" xmlns:o="urn:schemas-microsoft-com:office:office" xmlns:oel="http://schemas.microsoft.com/office/2019/extlst" xmlns:r="http://schemas.openxmlformats.org/officeDocument/2006/relationships" xmlns:m="http://schemas.openxmlformats.org/officeDocument/2006/math" xmlns:v="urn:schemas-microsoft-com:vml" xmlns:wp14="http://schemas.microsoft.com/office/word/2010/wordprocessingDrawing" xmlns:wp="http://schemas.openxmlformats.org/drawingml/2006/wordprocessingDrawing" xmlns:w10="urn:schemas-microsoft-com:office:word" xmlns:w="http://schemas.openxmlformats.org/wordprocessingml/2006/main" xmlns:w14="http://schemas.microsoft.com/office/word/2010/wordml" xmlns:w15="http://schemas.microsoft.com/office/word/2012/wordml" xmlns:w16cex="http://schemas.microsoft.com/office/word/2018/wordml/cex" xmlns:w16cid="http://schemas.microsoft.com/office/word/2016/wordml/cid" xmlns:w16="http://schemas.microsoft.com/office/word/2018/wordml" xmlns:w16du="http://schemas.microsoft.com/office/word/2023/wordml/word16du" xmlns:w16sdtdh="http://schemas.microsoft.com/office/word/2020/wordml/sdtdatahash" xmlns:w16se="http://schemas.microsoft.com/office/word/2015/wordml/symex" xmlns:wpg="http://schemas.microsoft.com/office/word/2010/wordprocessingGroup" xmlns:wpi="http://schemas.microsoft.com/office/word/2010/wordprocessingInk" xmlns:wne="http://schemas.microsoft.com/office/word/2006/wordml" xmlns:wps="http://schemas.microsoft.com/office/word/2010/wordprocessingShape" mc:Ignorable="w14 w15 w16se w16cid w16 w16cex w16sdtdh w16du wp14">
+  <w:sdt>
+    <w:sdtPr>
+      <w:id w:val="320473863"/>
+      <w:docPartObj>
+        <w:docPartGallery w:val="Page Numbers (Bottom of Page)"/>
+        <w:docPartUnique/>
+      </w:docPartObj>
+    </w:sdtPr>
+    <w:sdtEndPr>
+      <w:rPr>
+        <w:rFonts w:ascii="Times New Roman" w:hAnsi="Times New Roman" w:cs="Times New Roman"/>
+        <w:sz w:val="28"/>
+        <w:szCs w:val="28"/>
+      </w:rPr>
+    </w:sdtEndPr>
+    <w:sdtContent>
+      <w:p>
+        <w:pPr>
+          <w:pStyle w:val="ab"/>
+          <w:jc w:val="right"/>
+          <w:rPr>
+            <w:rFonts w:ascii="Times New Roman" w:hAnsi="Times New Roman" w:cs="Times New Roman"/>
+            <w:sz w:val="28"/>
+            <w:szCs w:val="28"/>
+          </w:rPr>
+        </w:pPr>
+        <w:r>
+          <w:rPr>
+            <w:rFonts w:ascii="Times New Roman" w:hAnsi="Times New Roman" w:cs="Times New Roman"/>
+            <w:sz w:val="28"/>
+            <w:szCs w:val="28"/>
+          </w:rPr>
+          <w:fldChar w:fldCharType="begin"/>
+        </w:r>
+        <w:r>
+          <w:rPr>
+            <w:rFonts w:ascii="Times New Roman" w:hAnsi="Times New Roman" w:cs="Times New Roman"/>
+            <w:sz w:val="28"/>
+            <w:szCs w:val="28"/>
+          </w:rPr>
+          <w:instrText>PAGE   \* MERGEFORMAT</w:instrText>
+        </w:r>
+        <w:r>
+          <w:rPr>
+            <w:rFonts w:ascii="Times New Roman" w:hAnsi="Times New Roman" w:cs="Times New Roman"/>
+            <w:sz w:val="28"/>
+            <w:szCs w:val="28"/>
+          </w:rPr>
+          <w:fldChar w:fldCharType="separate"/>
+        </w:r>
+        <w:r>
+          <w:rPr>
+            <w:rFonts w:ascii="Times New Roman" w:hAnsi="Times New Roman" w:cs="Times New Roman"/>
+            <w:noProof/>
+            <w:sz w:val="28"/>
+            <w:szCs w:val="28"/>
+          </w:rPr>
+          <w:t>4</w:t>
+        </w:r>
+        <w:r>
+          <w:rPr>
+            <w:rFonts w:ascii="Times New Roman" w:hAnsi="Times New Roman" w:cs="Times New Roman"/>
+            <w:sz w:val="28"/>
+            <w:szCs w:val="28"/>
+          </w:rPr>
+          <w:fldChar w:fldCharType="end"/>
+        </w:r>
+      </w:p>
+    </w:sdtContent>
+  </w:sdt>
+</w:ftr>
+</file>
+
+<file path=word/footnotes.xml><?xml version="1.0" encoding="utf-8"?>
+<w:footnotes xmlns:wpc="http://schemas.microsoft.com/office/word/2010/wordprocessingCanvas" xmlns:cx="http://schemas.microsoft.com/office/drawing/2014/chartex" xmlns:cx1="http://schemas.microsoft.com/office/drawing/2015/9/8/chartex" xmlns:cx2="http://schemas.microsoft.com/office/drawing/2015/10/21/chartex" xmlns:cx3="http://schemas.microsoft.com/office/drawing/2016/5/9/chartex" xmlns:cx4="http://schemas.microsoft.com/office/drawing/2016/5/10/chartex" xmlns:cx5="http://schemas.microsoft.com/office/drawing/2016/5/11/chartex" xmlns:cx6="http://schemas.microsoft.com/office/drawing/2016/5/12/chartex" xmlns:cx7="http://schemas.microsoft.com/office/drawing/2016/5/13/chartex" xmlns:cx8="http://schemas.microsoft.com/office/drawing/2016/5/14/chartex" xmlns:mc="http://schemas.openxmlformats.org/markup-compatibility/2006" xmlns:aink="http://schemas.microsoft.com/office/drawing/2016/ink" xmlns:am3d="http://schemas.microsoft.com/office/drawing/2017/model3d" xmlns:o="urn:schemas-microsoft-com:office:office" xmlns:oel="http://schemas.microsoft.com/office/2019/extlst" xmlns:r="http://schemas.openxmlformats.org/officeDocument/2006/relationships" xmlns:m="http://schemas.openxmlformats.org/officeDocument/2006/math" xmlns:v="urn:schemas-microsoft-com:vml" xmlns:wp14="http://schemas.microsoft.com/office/word/2010/wordprocessingDrawing" xmlns:wp="http://schemas.openxmlformats.org/drawingml/2006/wordprocessingDrawing" xmlns:w10="urn:schemas-microsoft-com:office:word" xmlns:w="http://schemas.openxmlformats.org/wordprocessingml/2006/main" xmlns:w14="http://schemas.microsoft.com/office/word/2010/wordml" xmlns:w15="http://schemas.microsoft.com/office/word/2012/wordml" xmlns:w16cex="http://schemas.microsoft.com/office/word/2018/wordml/cex" xmlns:w16cid="http://schemas.microsoft.com/office/word/2016/wordml/cid" xmlns:w16="http://schemas.microsoft.com/office/word/2018/wordml" xmlns:w16du="http://schemas.microsoft.com/office/word/2023/wordml/word16du" xmlns:w16sdtdh="http://schemas.microsoft.com/office/word/2020/wordml/sdtdatahash" xmlns:w16se="http://schemas.microsoft.com/office/word/2015/wordml/symex" xmlns:wpg="http://schemas.microsoft.com/office/word/2010/wordprocessingGroup" xmlns:wpi="http://schemas.microsoft.com/office/word/2010/wordprocessingInk" xmlns:wne="http://schemas.microsoft.com/office/word/2006/wordml" xmlns:wps="http://schemas.microsoft.com/office/word/2010/wordprocessingShape" mc:Ignorable="w14 w15 w16se w16cid w16 w16cex w16sdtdh w16du wp14">
+  <w:footnote w:type="separator" w:id="-1">
+    <w:p>
+      <w:pPr>
+        <w:spacing w:after="0" w:line="240" w:lineRule="auto"/>
+      </w:pPr>
+      <w:r>
+        <w:separator/>
+      </w:r>
+    </w:p>
+  </w:footnote>
+  <w:footnote w:type="continuationSeparator" w:id="0">
+    <w:p>
+      <w:pPr>
+        <w:spacing w:after="0" w:line="240" w:lineRule="auto"/>
+      </w:pPr>
+      <w:r>
+        <w:continuationSeparator/>
+      </w:r>
+    </w:p>
+  </w:footnote>
+</w:footnotes>
+</file>
+
+<file path=word/numbering.xml><?xml version="1.0" encoding="utf-8"?>
+<w:numbering xmlns:wpc="http://schemas.microsoft.com/office/word/2010/wordprocessingCanvas" xmlns:cx="http://schemas.microsoft.com/office/drawing/2014/chartex" xmlns:cx1="http://schemas.microsoft.com/office/drawing/2015/9/8/chartex" xmlns:cx2="http://schemas.microsoft.com/office/drawing/2015/10/21/chartex" xmlns:cx3="http://schemas.microsoft.com/office/drawing/2016/5/9/chartex" xmlns:cx4="http://schemas.microsoft.com/office/drawing/2016/5/10/chartex" xmlns:cx5="http://schemas.microsoft.com/office/drawing/2016/5/11/chartex" xmlns:cx6="http://schemas.microsoft.com/office/drawing/2016/5/12/chartex" xmlns:cx7="http://schemas.microsoft.com/office/drawing/2016/5/13/chartex" xmlns:cx8="http://schemas.microsoft.com/office/drawing/2016/5/14/chartex" xmlns:mc="http://schemas.openxmlformats.org/markup-compatibility/2006" xmlns:aink="http://schemas.microsoft.com/office/drawing/2016/ink" xmlns:am3d="http://schemas.microsoft.com/office/drawing/2017/model3d" xmlns:o="urn:schemas-microsoft-com:office:office" xmlns:oel="http://schemas.microsoft.com/office/2019/extlst" xmlns:r="http://schemas.openxmlformats.org/officeDocument/2006/relationships" xmlns:m="http://schemas.openxmlformats.org/officeDocument/2006/math" xmlns:v="urn:schemas-microsoft-com:vml" xmlns:wp14="http://schemas.microsoft.com/office/word/2010/wordprocessingDrawing" xmlns:wp="http://schemas.openxmlformats.org/drawingml/2006/wordprocessingDrawing" xmlns:w10="urn:schemas-microsoft-com:office:word" xmlns:w="http://schemas.openxmlformats.org/wordprocessingml/2006/main" xmlns:w14="http://schemas.microsoft.com/office/word/2010/wordml" xmlns:w15="http://schemas.microsoft.com/office/word/2012/wordml" xmlns:w16cex="http://schemas.microsoft.com/office/word/2018/wordml/cex" xmlns:w16cid="http://schemas.microsoft.com/office/word/2016/wordml/cid" xmlns:w16="http://schemas.microsoft.com/office/word/2018/wordml" xmlns:w16du="http://schemas.microsoft.com/office/word/2023/wordml/word16du" xmlns:w16sdtdh="http://schemas.microsoft.com/office/word/2020/wordml/sdtdatahash" xmlns:w16se="http://schemas.microsoft.com/office/word/2015/wordml/symex" xmlns:wpg="http://schemas.microsoft.com/office/word/2010/wordprocessingGroup" xmlns:wpi="http://schemas.microsoft.com/office/word/2010/wordprocessingInk" xmlns:wne="http://schemas.microsoft.com/office/word/2006/wordml" xmlns:wps="http://schemas.microsoft.com/office/word/2010/wordprocessingShape" mc:Ignorable="w14 w15 w16se w16cid w16 w16cex w16sdtdh w16du wp14">
+  <w:abstractNum w:abstractNumId="0" w15:restartNumberingAfterBreak="0">
+    <w:nsid w:val="498C3721"/>
+    <w:multiLevelType w:val="hybridMultilevel"/>
+    <w:tmpl w:val="4F90D7C4"/>
+    <w:lvl w:ilvl="0" w:tplc="473E7DE6">
+      <w:start w:val="1"/>
+      <w:numFmt w:val="decimal"/>
+      <w:suff w:val="space"/>
+      <w:lvlText w:val="%1."/>
+      <w:lvlJc w:val="left"/>
+      <w:pPr>
+        <w:ind w:left="1144" w:hanging="360"/>
+      </w:pPr>
+      <w:rPr>
+        <w:rFonts w:hint="default"/>
+      </w:rPr>
+    </w:lvl>
+    <w:lvl w:ilvl="1" w:tplc="04090019" w:tentative="1">
+      <w:start w:val="1"/>
+      <w:numFmt w:val="lowerLetter"/>
+      <w:lvlText w:val="%2."/>
+      <w:lvlJc w:val="left"/>
+      <w:pPr>
+        <w:ind w:left="1864" w:hanging="360"/>
+      </w:pPr>
+    </w:lvl>
+    <w:lvl w:ilvl="2" w:tplc="0409001B" w:tentative="1">
+      <w:start w:val="1"/>
+      <w:numFmt w:val="lowerRoman"/>
+      <w:lvlText w:val="%3."/>
+      <w:lvlJc w:val="right"/>
+      <w:pPr>
+        <w:ind w:left="2584" w:hanging="180"/>
+      </w:pPr>
+    </w:lvl>
+    <w:lvl w:ilvl="3" w:tplc="0409000F" w:tentative="1">
+      <w:start w:val="1"/>
+      <w:numFmt w:val="decimal"/>
+      <w:lvlText w:val="%4."/>
+      <w:lvlJc w:val="left"/>
+      <w:pPr>
+        <w:ind w:left="3304" w:hanging="360"/>
+      </w:pPr>
+    </w:lvl>
+    <w:lvl w:ilvl="4" w:tplc="04090019" w:tentative="1">
+      <w:start w:val="1"/>
+      <w:numFmt w:val="lowerLetter"/>
+      <w:lvlText w:val="%5."/>
+      <w:lvlJc w:val="left"/>
+      <w:pPr>
+        <w:ind w:left="4024" w:hanging="360"/>
+      </w:pPr>
+    </w:lvl>
+    <w:lvl w:ilvl="5" w:tplc="0409001B" w:tentative="1">
+      <w:start w:val="1"/>
+      <w:numFmt w:val="lowerRoman"/>
+      <w:lvlText w:val="%6."/>
+      <w:lvlJc w:val="right"/>
+      <w:pPr>
+        <w:ind w:left="4744" w:hanging="180"/>
+      </w:pPr>
+    </w:lvl>
+    <w:lvl w:ilvl="6" w:tplc="0409000F" w:tentative="1">
+      <w:start w:val="1"/>
+      <w:numFmt w:val="decimal"/>
+      <w:lvlText w:val="%7."/>
+      <w:lvlJc w:val="left"/>
+      <w:pPr>
+        <w:ind w:left="5464" w:hanging="360"/>
+      </w:pPr>
+    </w:lvl>
+    <w:lvl w:ilvl="7" w:tplc="04090019" w:tentative="1">
+      <w:start w:val="1"/>
+      <w:numFmt w:val="lowerLetter"/>
+      <w:lvlText w:val="%8."/>
+      <w:lvlJc w:val="left"/>
+      <w:pPr>
+        <w:ind w:left="6184" w:hanging="360"/>
+      </w:pPr>
+    </w:lvl>
+    <w:lvl w:ilvl="8" w:tplc="0409001B" w:tentative="1">
+      <w:start w:val="1"/>
+      <w:numFmt w:val="lowerRoman"/>
+      <w:lvlText w:val="%9."/>
+      <w:lvlJc w:val="right"/>
+      <w:pPr>
+        <w:ind w:left="6904" w:hanging="180"/>
+      </w:pPr>
+    </w:lvl>
+  </w:abstractNum>
+  <w:abstractNum w:abstractNumId="1" w15:restartNumberingAfterBreak="0">
+    <w:nsid w:val="60794B80"/>
+    <w:multiLevelType w:val="hybridMultilevel"/>
+    <w:tmpl w:val="6806403E"/>
+    <w:lvl w:ilvl="0" w:tplc="FB78F810">
+      <w:start w:val="1"/>
+      <w:numFmt w:val="decimal"/>
+      <w:lvlText w:val="%1."/>
+      <w:lvlJc w:val="left"/>
+      <w:pPr>
+        <w:ind w:left="-207" w:hanging="360"/>
+      </w:pPr>
+      <w:rPr>
+        <w:rFonts w:hint="default"/>
+        <w:b/>
+        <w:bCs/>
+      </w:rPr>
+    </w:lvl>
+    <w:lvl w:ilvl="1" w:tplc="08090019" w:tentative="1">
+      <w:start w:val="1"/>
+      <w:numFmt w:val="lowerLetter"/>
+      <w:lvlText w:val="%2."/>
+      <w:lvlJc w:val="left"/>
+      <w:pPr>
+        <w:ind w:left="513" w:hanging="360"/>
+      </w:pPr>
+    </w:lvl>
+    <w:lvl w:ilvl="2" w:tplc="0809001B" w:tentative="1">
+      <w:start w:val="1"/>
+      <w:numFmt w:val="lowerRoman"/>
+      <w:lvlText w:val="%3."/>
+      <w:lvlJc w:val="right"/>
+      <w:pPr>
+        <w:ind w:left="1233" w:hanging="180"/>
+      </w:pPr>
+    </w:lvl>
+    <w:lvl w:ilvl="3" w:tplc="0809000F" w:tentative="1">
+      <w:start w:val="1"/>
+      <w:numFmt w:val="decimal"/>
+      <w:lvlText w:val="%4."/>
+      <w:lvlJc w:val="left"/>
+      <w:pPr>
+        <w:ind w:left="1953" w:hanging="360"/>
+      </w:pPr>
+    </w:lvl>
+    <w:lvl w:ilvl="4" w:tplc="08090019" w:tentative="1">
+      <w:start w:val="1"/>
+      <w:numFmt w:val="lowerLetter"/>
+      <w:lvlText w:val="%5."/>
+      <w:lvlJc w:val="left"/>
+      <w:pPr>
+        <w:ind w:left="2673" w:hanging="360"/>
+      </w:pPr>
+    </w:lvl>
+    <w:lvl w:ilvl="5" w:tplc="0809001B" w:tentative="1">
+      <w:start w:val="1"/>
+      <w:numFmt w:val="lowerRoman"/>
+      <w:lvlText w:val="%6."/>
+      <w:lvlJc w:val="right"/>
+      <w:pPr>
+        <w:ind w:left="3393" w:hanging="180"/>
+      </w:pPr>
+    </w:lvl>
+    <w:lvl w:ilvl="6" w:tplc="0809000F" w:tentative="1">
+      <w:start w:val="1"/>
+      <w:numFmt w:val="decimal"/>
+      <w:lvlText w:val="%7."/>
+      <w:lvlJc w:val="left"/>
+      <w:pPr>
+        <w:ind w:left="4113" w:hanging="360"/>
+      </w:pPr>
+    </w:lvl>
+    <w:lvl w:ilvl="7" w:tplc="08090019" w:tentative="1">
+      <w:start w:val="1"/>
+      <w:numFmt w:val="lowerLetter"/>
+      <w:lvlText w:val="%8."/>
+      <w:lvlJc w:val="left"/>
+      <w:pPr>
+        <w:ind w:left="4833" w:hanging="360"/>
+      </w:pPr>
+    </w:lvl>
+    <w:lvl w:ilvl="8" w:tplc="0809001B" w:tentative="1">
+      <w:start w:val="1"/>
+      <w:numFmt w:val="lowerRoman"/>
+      <w:lvlText w:val="%9."/>
+      <w:lvlJc w:val="right"/>
+      <w:pPr>
+        <w:ind w:left="5553" w:hanging="180"/>
+      </w:pPr>
+    </w:lvl>
+  </w:abstractNum>
+  <w:abstractNum w:abstractNumId="2" w15:restartNumberingAfterBreak="0">
+    <w:nsid w:val="663A182B"/>
+    <w:multiLevelType w:val="hybridMultilevel"/>
+    <w:tmpl w:val="FE52585A"/>
+    <w:lvl w:ilvl="0" w:tplc="9DC405EE">
+      <w:start w:val="1"/>
+      <w:numFmt w:val="decimal"/>
+      <w:suff w:val="space"/>
+      <w:lvlText w:val="%1."/>
+      <w:lvlJc w:val="left"/>
+      <w:pPr>
+        <w:ind w:left="1069" w:hanging="360"/>
+      </w:pPr>
+      <w:rPr>
+        <w:rFonts w:hint="default"/>
+      </w:rPr>
+    </w:lvl>
+    <w:lvl w:ilvl="1" w:tplc="04090019" w:tentative="1">
+      <w:start w:val="1"/>
+      <w:numFmt w:val="lowerLetter"/>
+      <w:lvlText w:val="%2."/>
+      <w:lvlJc w:val="left"/>
+      <w:pPr>
+        <w:ind w:left="1789" w:hanging="360"/>
+      </w:pPr>
+    </w:lvl>
+    <w:lvl w:ilvl="2" w:tplc="0409001B" w:tentative="1">
+      <w:start w:val="1"/>
+      <w:numFmt w:val="lowerRoman"/>
+      <w:lvlText w:val="%3."/>
+      <w:lvlJc w:val="right"/>
+      <w:pPr>
+        <w:ind w:left="2509" w:hanging="180"/>
+      </w:pPr>
+    </w:lvl>
+    <w:lvl w:ilvl="3" w:tplc="0409000F" w:tentative="1">
+      <w:start w:val="1"/>
+      <w:numFmt w:val="decimal"/>
+      <w:lvlText w:val="%4."/>
+      <w:lvlJc w:val="left"/>
+      <w:pPr>
+        <w:ind w:left="3229" w:hanging="360"/>
+      </w:pPr>
+    </w:lvl>
+    <w:lvl w:ilvl="4" w:tplc="04090019" w:tentative="1">
+      <w:start w:val="1"/>
+      <w:numFmt w:val="lowerLetter"/>
+      <w:lvlText w:val="%5."/>
+      <w:lvlJc w:val="left"/>
+      <w:pPr>
+        <w:ind w:left="3949" w:hanging="360"/>
+      </w:pPr>
+    </w:lvl>
+    <w:lvl w:ilvl="5" w:tplc="0409001B" w:tentative="1">
+      <w:start w:val="1"/>
+      <w:numFmt w:val="lowerRoman"/>
+      <w:lvlText w:val="%6."/>
+      <w:lvlJc w:val="right"/>
+      <w:pPr>
+        <w:ind w:left="4669" w:hanging="180"/>
+      </w:pPr>
+    </w:lvl>
+    <w:lvl w:ilvl="6" w:tplc="0409000F" w:tentative="1">
+      <w:start w:val="1"/>
+      <w:numFmt w:val="decimal"/>
+      <w:lvlText w:val="%7."/>
+      <w:lvlJc w:val="left"/>
+      <w:pPr>
+        <w:ind w:left="5389" w:hanging="360"/>
+      </w:pPr>
+    </w:lvl>
+    <w:lvl w:ilvl="7" w:tplc="04090019" w:tentative="1">
+      <w:start w:val="1"/>
+      <w:numFmt w:val="lowerLetter"/>
+      <w:lvlText w:val="%8."/>
+      <w:lvlJc w:val="left"/>
+      <w:pPr>
+        <w:ind w:left="6109" w:hanging="360"/>
+      </w:pPr>
+    </w:lvl>
+    <w:lvl w:ilvl="8" w:tplc="0409001B" w:tentative="1">
+      <w:start w:val="1"/>
+      <w:numFmt w:val="lowerRoman"/>
+      <w:lvlText w:val="%9."/>
+      <w:lvlJc w:val="right"/>
+      <w:pPr>
+        <w:ind w:left="6829" w:hanging="180"/>
+      </w:pPr>
+    </w:lvl>
+  </w:abstractNum>
+  <w:num w:numId="1" w16cid:durableId="146015076">
+    <w:abstractNumId w:val="2"/>
+  </w:num>
+  <w:num w:numId="2" w16cid:durableId="1360084307">
+    <w:abstractNumId w:val="1"/>
+  </w:num>
+  <w:num w:numId="3" w16cid:durableId="1870221671">
+    <w:abstractNumId w:val="0"/>
+  </w:num>
+</w:numbering>
+</file>
+
 <file path=word/styles.xml><?xml version="1.0" encoding="utf-8"?>
-<w:styles xmlns:mc="http://schemas.openxmlformats.org/markup-compatibility/2006" xmlns:r="http://schemas.openxmlformats.org/officeDocument/2006/relationships" xmlns:w="http://schemas.openxmlformats.org/wordprocessingml/2006/main" xmlns:w14="http://schemas.microsoft.com/office/word/2010/wordml" xmlns:w15="http://schemas.microsoft.com/office/word/2012/wordml" xmlns:w16cex="http://schemas.microsoft.com/office/word/2018/wordml/cex" xmlns:w16cid="http://schemas.microsoft.com/office/word/2016/wordml/cid" xmlns:w16="http://schemas.microsoft.com/office/word/2018/wordml" xmlns:w16sdtdh="http://schemas.microsoft.com/office/word/2020/wordml/sdtdatahash" xmlns:w16se="http://schemas.microsoft.com/office/word/2015/wordml/symex" mc:Ignorable="w14 w15 w16se w16cid w16 w16cex w16sdtdh">
+<w:styles xmlns:mc="http://schemas.openxmlformats.org/markup-compatibility/2006" xmlns:r="http://schemas.openxmlformats.org/officeDocument/2006/relationships" xmlns:w="http://schemas.openxmlformats.org/wordprocessingml/2006/main" xmlns:w14="http://schemas.microsoft.com/office/word/2010/wordml" xmlns:w15="http://schemas.microsoft.com/office/word/2012/wordml" xmlns:w16cex="http://schemas.microsoft.com/office/word/2018/wordml/cex" xmlns:w16cid="http://schemas.microsoft.com/office/word/2016/wordml/cid" xmlns:w16="http://schemas.microsoft.com/office/word/2018/wordml" xmlns:w16du="http://schemas.microsoft.com/office/word/2023/wordml/word16du" xmlns:w16sdtdh="http://schemas.microsoft.com/office/word/2020/wordml/sdtdatahash" xmlns:w16se="http://schemas.microsoft.com/office/word/2015/wordml/symex" mc:Ignorable="w14 w15 w16se w16cid w16 w16cex w16sdtdh w16du">
   <w:docDefaults>
     <w:rPrDefault>
       <w:rPr>
@@ -1033,7 +4293,7 @@
     <w:lsdException w:name="Closing" w:semiHidden="1" w:unhideWhenUsed="1"/>
     <w:lsdException w:name="Signature" w:semiHidden="1" w:unhideWhenUsed="1"/>
     <w:lsdException w:name="Default Paragraph Font" w:semiHidden="1" w:uiPriority="1" w:unhideWhenUsed="1"/>
-    <w:lsdException w:name="Body Text" w:semiHidden="1" w:unhideWhenUsed="1"/>
+    <w:lsdException w:name="Body Text" w:semiHidden="1" w:uiPriority="1" w:unhideWhenUsed="1" w:qFormat="1"/>
     <w:lsdException w:name="Body Text Indent" w:semiHidden="1" w:unhideWhenUsed="1"/>
     <w:lsdException w:name="List Continue" w:semiHidden="1" w:unhideWhenUsed="1"/>
     <w:lsdException w:name="List Continue 2" w:semiHidden="1" w:unhideWhenUsed="1"/>
@@ -1426,6 +4686,139 @@
       <w:u w:val="single"/>
     </w:rPr>
   </w:style>
+  <w:style w:type="paragraph" w:styleId="a6">
+    <w:name w:val="List Paragraph"/>
+    <w:basedOn w:val="a"/>
+    <w:uiPriority w:val="34"/>
+    <w:qFormat/>
+    <w:rsid w:val="003D093B"/>
+    <w:pPr>
+      <w:ind w:left="720"/>
+      <w:contextualSpacing/>
+    </w:pPr>
+  </w:style>
+  <w:style w:type="table" w:customStyle="1" w:styleId="TableNormal">
+    <w:name w:val="Table Normal"/>
+    <w:uiPriority w:val="2"/>
+    <w:semiHidden/>
+    <w:unhideWhenUsed/>
+    <w:qFormat/>
+    <w:rsid w:val="007D62D8"/>
+    <w:pPr>
+      <w:widowControl w:val="0"/>
+      <w:autoSpaceDE w:val="0"/>
+      <w:autoSpaceDN w:val="0"/>
+      <w:spacing w:after="0" w:line="240" w:lineRule="auto"/>
+    </w:pPr>
+    <w:rPr>
+      <w:lang w:val="en-US"/>
+    </w:rPr>
+    <w:tblPr>
+      <w:tblInd w:w="0" w:type="dxa"/>
+      <w:tblCellMar>
+        <w:top w:w="0" w:type="dxa"/>
+        <w:left w:w="0" w:type="dxa"/>
+        <w:bottom w:w="0" w:type="dxa"/>
+        <w:right w:w="0" w:type="dxa"/>
+      </w:tblCellMar>
+    </w:tblPr>
+  </w:style>
+  <w:style w:type="paragraph" w:customStyle="1" w:styleId="TableParagraph">
+    <w:name w:val="Table Paragraph"/>
+    <w:basedOn w:val="a"/>
+    <w:uiPriority w:val="1"/>
+    <w:qFormat/>
+    <w:rsid w:val="007D62D8"/>
+    <w:pPr>
+      <w:widowControl w:val="0"/>
+      <w:autoSpaceDE w:val="0"/>
+      <w:autoSpaceDN w:val="0"/>
+      <w:spacing w:after="0" w:line="301" w:lineRule="exact"/>
+      <w:ind w:left="107"/>
+      <w:jc w:val="center"/>
+    </w:pPr>
+    <w:rPr>
+      <w:rFonts w:ascii="Times New Roman" w:eastAsia="Times New Roman" w:hAnsi="Times New Roman" w:cs="Times New Roman"/>
+      <w:lang w:eastAsia="ru-RU" w:bidi="ru-RU"/>
+    </w:rPr>
+  </w:style>
+  <w:style w:type="paragraph" w:styleId="a7">
+    <w:name w:val="Body Text"/>
+    <w:basedOn w:val="a"/>
+    <w:link w:val="a8"/>
+    <w:uiPriority w:val="1"/>
+    <w:qFormat/>
+    <w:rsid w:val="00C1167D"/>
+    <w:pPr>
+      <w:widowControl w:val="0"/>
+      <w:autoSpaceDE w:val="0"/>
+      <w:autoSpaceDN w:val="0"/>
+      <w:spacing w:after="0" w:line="240" w:lineRule="auto"/>
+    </w:pPr>
+    <w:rPr>
+      <w:rFonts w:ascii="Times New Roman" w:eastAsia="Times New Roman" w:hAnsi="Times New Roman" w:cs="Times New Roman"/>
+      <w:sz w:val="28"/>
+      <w:szCs w:val="28"/>
+      <w:lang w:eastAsia="ru-RU" w:bidi="ru-RU"/>
+    </w:rPr>
+  </w:style>
+  <w:style w:type="character" w:customStyle="1" w:styleId="a8">
+    <w:name w:val="Основной текст Знак"/>
+    <w:basedOn w:val="a0"/>
+    <w:link w:val="a7"/>
+    <w:uiPriority w:val="1"/>
+    <w:rsid w:val="00C1167D"/>
+    <w:rPr>
+      <w:rFonts w:ascii="Times New Roman" w:eastAsia="Times New Roman" w:hAnsi="Times New Roman" w:cs="Times New Roman"/>
+      <w:sz w:val="28"/>
+      <w:szCs w:val="28"/>
+      <w:lang w:eastAsia="ru-RU" w:bidi="ru-RU"/>
+    </w:rPr>
+  </w:style>
+  <w:style w:type="paragraph" w:styleId="a9">
+    <w:name w:val="header"/>
+    <w:basedOn w:val="a"/>
+    <w:link w:val="aa"/>
+    <w:uiPriority w:val="99"/>
+    <w:unhideWhenUsed/>
+    <w:rsid w:val="003F4DA9"/>
+    <w:pPr>
+      <w:tabs>
+        <w:tab w:val="center" w:pos="4844"/>
+        <w:tab w:val="right" w:pos="9689"/>
+      </w:tabs>
+      <w:spacing w:after="0" w:line="240" w:lineRule="auto"/>
+    </w:pPr>
+  </w:style>
+  <w:style w:type="character" w:customStyle="1" w:styleId="aa">
+    <w:name w:val="Верхний колонтитул Знак"/>
+    <w:basedOn w:val="a0"/>
+    <w:link w:val="a9"/>
+    <w:uiPriority w:val="99"/>
+    <w:rsid w:val="003F4DA9"/>
+  </w:style>
+  <w:style w:type="paragraph" w:styleId="ab">
+    <w:name w:val="footer"/>
+    <w:basedOn w:val="a"/>
+    <w:link w:val="ac"/>
+    <w:uiPriority w:val="99"/>
+    <w:unhideWhenUsed/>
+    <w:rsid w:val="003F4DA9"/>
+    <w:pPr>
+      <w:tabs>
+        <w:tab w:val="center" w:pos="4844"/>
+        <w:tab w:val="right" w:pos="9689"/>
+      </w:tabs>
+      <w:spacing w:after="0" w:line="240" w:lineRule="auto"/>
+    </w:pPr>
+  </w:style>
+  <w:style w:type="character" w:customStyle="1" w:styleId="ac">
+    <w:name w:val="Нижний колонтитул Знак"/>
+    <w:basedOn w:val="a0"/>
+    <w:link w:val="ab"/>
+    <w:uiPriority w:val="99"/>
+    <w:rsid w:val="003F4DA9"/>
+  </w:style>
 </w:styles>
 </file>
 
@@ -1722,4 +5115,16 @@
     </a:ext>
   </a:extLst>
 </a:theme>
+</file>
+
+<file path=customXml/item1.xml><?xml version="1.0" encoding="utf-8"?>
+<b:Sources xmlns:b="http://schemas.openxmlformats.org/officeDocument/2006/bibliography" xmlns="http://schemas.openxmlformats.org/officeDocument/2006/bibliography" SelectedStyle="\APASixthEditionOfficeOnline.xsl" StyleName="APA" Version="6"/>
+</file>
+
+<file path=customXml/itemProps1.xml><?xml version="1.0" encoding="utf-8"?>
+<ds:datastoreItem xmlns:ds="http://schemas.openxmlformats.org/officeDocument/2006/customXml" ds:itemID="{5D646B99-04AE-442E-94F4-C82C438DA1D4}">
+  <ds:schemaRefs>
+    <ds:schemaRef ds:uri="http://schemas.openxmlformats.org/officeDocument/2006/bibliography"/>
+  </ds:schemaRefs>
+</ds:datastoreItem>
 </file>